--- a/Part1/Project1 Report.docx
+++ b/Part1/Project1 Report.docx
@@ -438,7 +438,16 @@
           <w:szCs w:val="30"/>
         </w:rPr>
         <w:br/>
-        <w:t xml:space="preserve">1- </w:t>
+        <w:t>1</w:t>
+      </w:r>
+      <w:proofErr w:type="gramStart"/>
+      <w:r>
+        <w:rPr>
+          <w:rFonts w:asciiTheme="majorBidi" w:hAnsiTheme="majorBidi" w:cstheme="majorBidi"/>
+          <w:sz w:val="30"/>
+          <w:szCs w:val="30"/>
+        </w:rPr>
+        <w:t xml:space="preserve">- </w:t>
       </w:r>
       <w:r>
         <w:rPr>
@@ -447,7 +456,17 @@
           <w:szCs w:val="30"/>
           <w:rtl/>
         </w:rPr>
-        <w:t xml:space="preserve"> باسل شريف حميد مصطفى </w:t>
+        <w:t xml:space="preserve"> باسل</w:t>
+      </w:r>
+      <w:proofErr w:type="gramEnd"/>
+      <w:r>
+        <w:rPr>
+          <w:rFonts w:asciiTheme="majorBidi" w:hAnsiTheme="majorBidi" w:cstheme="majorBidi"/>
+          <w:sz w:val="30"/>
+          <w:szCs w:val="30"/>
+          <w:rtl/>
+        </w:rPr>
+        <w:t xml:space="preserve"> شريف حميد مصطفى </w:t>
       </w:r>
       <w:r>
         <w:rPr>
@@ -538,7 +557,18 @@
           <w:rtl/>
           <w:lang w:bidi="ar-EG"/>
         </w:rPr>
-        <w:t>كيرلس سمير خليل</w:t>
+        <w:t xml:space="preserve">كيرلس سمير </w:t>
+      </w:r>
+      <w:proofErr w:type="gramStart"/>
+      <w:r>
+        <w:rPr>
+          <w:rFonts w:asciiTheme="majorBidi" w:hAnsiTheme="majorBidi" w:cstheme="majorBidi"/>
+          <w:sz w:val="30"/>
+          <w:szCs w:val="30"/>
+          <w:rtl/>
+          <w:lang w:bidi="ar-EG"/>
+        </w:rPr>
+        <w:t>خليل</w:t>
       </w:r>
       <w:r>
         <w:rPr>
@@ -549,6 +579,7 @@
         </w:rPr>
         <w:t xml:space="preserve">  91240586</w:t>
       </w:r>
+      <w:proofErr w:type="gramEnd"/>
     </w:p>
     <w:p>
       <w:pPr>
@@ -986,7 +1017,21 @@
         <w:rPr>
           <w:rFonts w:asciiTheme="majorBidi" w:hAnsiTheme="majorBidi" w:cstheme="majorBidi"/>
         </w:rPr>
-        <w:t>We generate 500 independent bitstreams. This is critical because a single waveform is insufficient to describe the statistics of the entire process. By utilizing an ensemble, we ensure that our calculated averages converge toward the theoretical properties of the signal.</w:t>
+        <w:t xml:space="preserve">We generate 500 independent </w:t>
+      </w:r>
+      <w:proofErr w:type="gramStart"/>
+      <w:r>
+        <w:rPr>
+          <w:rFonts w:asciiTheme="majorBidi" w:hAnsiTheme="majorBidi" w:cstheme="majorBidi"/>
+        </w:rPr>
+        <w:t>bitstreams</w:t>
+      </w:r>
+      <w:proofErr w:type="gramEnd"/>
+      <w:r>
+        <w:rPr>
+          <w:rFonts w:asciiTheme="majorBidi" w:hAnsiTheme="majorBidi" w:cstheme="majorBidi"/>
+        </w:rPr>
+        <w:t>. This is critical because a single waveform is insufficient to describe the statistics of the entire process. By utilizing an ensemble, we ensure that our calculated averages converge toward the theoretical properties of the signal.</w:t>
       </w:r>
     </w:p>
     <w:p/>
@@ -1096,14 +1141,27 @@
                             <w:r>
                               <w:t xml:space="preserve">Code </w:t>
                             </w:r>
-                            <w:fldSimple w:instr=" SEQ Code \* ARABIC ">
-                              <w:r>
-                                <w:rPr>
-                                  <w:noProof/>
-                                </w:rPr>
-                                <w:t>1</w:t>
-                              </w:r>
-                            </w:fldSimple>
+                            <w:r>
+                              <w:fldChar w:fldCharType="begin"/>
+                            </w:r>
+                            <w:r>
+                              <w:instrText xml:space="preserve"> SEQ Code \* ARABIC </w:instrText>
+                            </w:r>
+                            <w:r>
+                              <w:fldChar w:fldCharType="separate"/>
+                            </w:r>
+                            <w:r>
+                              <w:rPr>
+                                <w:noProof/>
+                              </w:rPr>
+                              <w:t>1</w:t>
+                            </w:r>
+                            <w:r>
+                              <w:rPr>
+                                <w:noProof/>
+                              </w:rPr>
+                              <w:fldChar w:fldCharType="end"/>
+                            </w:r>
                             <w:r>
                               <w:t>: Data Generation</w:t>
                             </w:r>
@@ -1599,6 +1657,7 @@
                               </w:rPr>
                               <w:t xml:space="preserve"> </w:t>
                             </w:r>
+                            <w:proofErr w:type="gramStart"/>
                             <w:r>
                               <w:rPr>
                                 <w:color w:val="007020"/>
@@ -1613,7 +1672,16 @@
                                 <w:sz w:val="20"/>
                                 <w:szCs w:val="20"/>
                               </w:rPr>
-                              <w:t>(num_waveforms,</w:t>
+                              <w:t>(</w:t>
+                            </w:r>
+                            <w:proofErr w:type="gramEnd"/>
+                            <w:r>
+                              <w:rPr>
+                                <w:color w:val="333333"/>
+                                <w:sz w:val="20"/>
+                                <w:szCs w:val="20"/>
+                              </w:rPr>
+                              <w:t>num_waveforms,</w:t>
                             </w:r>
                             <w:r>
                               <w:rPr>
@@ -1828,6 +1896,7 @@
                               </w:rPr>
                               <w:t xml:space="preserve"> </w:t>
                             </w:r>
+                            <w:proofErr w:type="gramStart"/>
                             <w:r>
                               <w:rPr>
                                 <w:color w:val="007020"/>
@@ -1842,7 +1911,16 @@
                                 <w:sz w:val="20"/>
                                 <w:szCs w:val="20"/>
                               </w:rPr>
-                              <w:t>([</w:t>
+                              <w:t>(</w:t>
+                            </w:r>
+                            <w:proofErr w:type="gramEnd"/>
+                            <w:r>
+                              <w:rPr>
+                                <w:color w:val="333333"/>
+                                <w:sz w:val="20"/>
+                                <w:szCs w:val="20"/>
+                              </w:rPr>
+                              <w:t>[</w:t>
                             </w:r>
                             <w:r>
                               <w:rPr>
@@ -1920,15 +1998,33 @@
                                 <w:sz w:val="20"/>
                                 <w:szCs w:val="20"/>
                               </w:rPr>
-                              <w:t>num_bits);</w:t>
-                            </w:r>
-                            <w:r>
-                              <w:rPr>
-                                <w:color w:val="BBBBBB"/>
+                              <w:t>num_bits</w:t>
+                            </w:r>
+                            <w:proofErr w:type="gramStart"/>
+                            <w:r>
+                              <w:rPr>
+                                <w:color w:val="333333"/>
                                 <w:sz w:val="20"/>
                                 <w:szCs w:val="20"/>
                               </w:rPr>
-                              <w:t xml:space="preserve">        </w:t>
+                              <w:t>);</w:t>
+                            </w:r>
+                            <w:r>
+                              <w:rPr>
+                                <w:color w:val="BBBBBB"/>
+                                <w:sz w:val="20"/>
+                                <w:szCs w:val="20"/>
+                              </w:rPr>
+                              <w:t xml:space="preserve">   </w:t>
+                            </w:r>
+                            <w:proofErr w:type="gramEnd"/>
+                            <w:r>
+                              <w:rPr>
+                                <w:color w:val="BBBBBB"/>
+                                <w:sz w:val="20"/>
+                                <w:szCs w:val="20"/>
+                              </w:rPr>
+                              <w:t xml:space="preserve">     </w:t>
                             </w:r>
                             <w:r>
                               <w:rPr>
@@ -2000,6 +2096,7 @@
                               </w:rPr>
                               <w:t xml:space="preserve"> </w:t>
                             </w:r>
+                            <w:proofErr w:type="gramStart"/>
                             <w:r>
                               <w:rPr>
                                 <w:color w:val="333333"/>
@@ -2008,6 +2105,7 @@
                               </w:rPr>
                               <w:t>ensemble(</w:t>
                             </w:r>
+                            <w:proofErr w:type="gramEnd"/>
                             <w:r>
                               <w:rPr>
                                 <w:color w:val="007020"/>
@@ -3219,6 +3317,7 @@
                               </w:rPr>
                               <w:t xml:space="preserve"> </w:t>
                             </w:r>
+                            <w:proofErr w:type="gramStart"/>
                             <w:r>
                               <w:rPr>
                                 <w:color w:val="007020"/>
@@ -3229,7 +3328,14 @@
                               <w:rPr>
                                 <w:color w:val="333333"/>
                               </w:rPr>
-                              <w:t>(Tx,</w:t>
+                              <w:t>(</w:t>
+                            </w:r>
+                            <w:proofErr w:type="gramEnd"/>
+                            <w:r>
+                              <w:rPr>
+                                <w:color w:val="333333"/>
+                              </w:rPr>
+                              <w:t>Tx,</w:t>
                             </w:r>
                             <w:r>
                               <w:rPr>
@@ -3296,6 +3402,7 @@
                               </w:rPr>
                               <w:t xml:space="preserve"> </w:t>
                             </w:r>
+                            <w:proofErr w:type="gramStart"/>
                             <w:r>
                               <w:rPr>
                                 <w:color w:val="007020"/>
@@ -3306,7 +3413,14 @@
                               <w:rPr>
                                 <w:color w:val="333333"/>
                               </w:rPr>
-                              <w:t>(Tx2,</w:t>
+                              <w:t>(</w:t>
+                            </w:r>
+                            <w:proofErr w:type="gramEnd"/>
+                            <w:r>
+                              <w:rPr>
+                                <w:color w:val="333333"/>
+                              </w:rPr>
+                              <w:t>Tx2,</w:t>
                             </w:r>
                             <w:r>
                               <w:rPr>
@@ -3694,7 +3808,21 @@
         <w:rPr>
           <w:rFonts w:asciiTheme="majorBidi" w:hAnsiTheme="majorBidi" w:cstheme="majorBidi"/>
         </w:rPr>
-        <w:t xml:space="preserve"> code utilizes Tx = Data * A to perform this mapping. The repmat function then creates the pulse width by repeating each bit value samples_per_bit times, and reshape flattens the matrix into</w:t>
+        <w:t xml:space="preserve"> code utilizes Tx = Data * A to perform this mapping. The repmat function then creates the pulse width by repeating each bit value samples_per_bit </w:t>
+      </w:r>
+      <w:proofErr w:type="gramStart"/>
+      <w:r>
+        <w:rPr>
+          <w:rFonts w:asciiTheme="majorBidi" w:hAnsiTheme="majorBidi" w:cstheme="majorBidi"/>
+        </w:rPr>
+        <w:t>times, and</w:t>
+      </w:r>
+      <w:proofErr w:type="gramEnd"/>
+      <w:r>
+        <w:rPr>
+          <w:rFonts w:asciiTheme="majorBidi" w:hAnsiTheme="majorBidi" w:cstheme="majorBidi"/>
+        </w:rPr>
+        <w:t xml:space="preserve"> reshape flattens the matrix into</w:t>
       </w:r>
       <w:r>
         <w:rPr>
@@ -3781,17 +3909,35 @@
                             <w:r>
                               <w:t xml:space="preserve">Code </w:t>
                             </w:r>
-                            <w:fldSimple w:instr=" SEQ Code \* ARABIC ">
-                              <w:r>
-                                <w:rPr>
-                                  <w:noProof/>
-                                </w:rPr>
-                                <w:t>2</w:t>
-                              </w:r>
-                            </w:fldSimple>
-                            <w:r>
-                              <w:t>: Unipolar  Creation</w:t>
-                            </w:r>
+                            <w:r>
+                              <w:fldChar w:fldCharType="begin"/>
+                            </w:r>
+                            <w:r>
+                              <w:instrText xml:space="preserve"> SEQ Code \* ARABIC </w:instrText>
+                            </w:r>
+                            <w:r>
+                              <w:fldChar w:fldCharType="separate"/>
+                            </w:r>
+                            <w:r>
+                              <w:rPr>
+                                <w:noProof/>
+                              </w:rPr>
+                              <w:t>2</w:t>
+                            </w:r>
+                            <w:r>
+                              <w:rPr>
+                                <w:noProof/>
+                              </w:rPr>
+                              <w:fldChar w:fldCharType="end"/>
+                            </w:r>
+                            <w:r>
+                              <w:t xml:space="preserve">: </w:t>
+                            </w:r>
+                            <w:proofErr w:type="gramStart"/>
+                            <w:r>
+                              <w:t>Unipolar  Creation</w:t>
+                            </w:r>
+                            <w:proofErr w:type="gramEnd"/>
                           </w:p>
                         </w:txbxContent>
                       </wps:txbx>
@@ -3925,14 +4071,27 @@
                             <w:r>
                               <w:t xml:space="preserve">Code </w:t>
                             </w:r>
-                            <w:fldSimple w:instr=" SEQ Code \* ARABIC ">
-                              <w:r>
-                                <w:rPr>
-                                  <w:noProof/>
-                                </w:rPr>
-                                <w:t>3</w:t>
-                              </w:r>
-                            </w:fldSimple>
+                            <w:r>
+                              <w:fldChar w:fldCharType="begin"/>
+                            </w:r>
+                            <w:r>
+                              <w:instrText xml:space="preserve"> SEQ Code \* ARABIC </w:instrText>
+                            </w:r>
+                            <w:r>
+                              <w:fldChar w:fldCharType="separate"/>
+                            </w:r>
+                            <w:r>
+                              <w:rPr>
+                                <w:noProof/>
+                              </w:rPr>
+                              <w:t>3</w:t>
+                            </w:r>
+                            <w:r>
+                              <w:rPr>
+                                <w:noProof/>
+                              </w:rPr>
+                              <w:fldChar w:fldCharType="end"/>
+                            </w:r>
                             <w:r>
                               <w:t>: Unipolar Creation</w:t>
                             </w:r>
@@ -4200,14 +4359,27 @@
                             <w:r>
                               <w:t xml:space="preserve">Figure </w:t>
                             </w:r>
-                            <w:fldSimple w:instr=" SEQ Figure \* ARABIC ">
-                              <w:r>
-                                <w:rPr>
-                                  <w:noProof/>
-                                </w:rPr>
-                                <w:t>3</w:t>
-                              </w:r>
-                            </w:fldSimple>
+                            <w:r>
+                              <w:fldChar w:fldCharType="begin"/>
+                            </w:r>
+                            <w:r>
+                              <w:instrText xml:space="preserve"> SEQ Figure \* ARABIC </w:instrText>
+                            </w:r>
+                            <w:r>
+                              <w:fldChar w:fldCharType="separate"/>
+                            </w:r>
+                            <w:r>
+                              <w:rPr>
+                                <w:noProof/>
+                              </w:rPr>
+                              <w:t>3</w:t>
+                            </w:r>
+                            <w:r>
+                              <w:rPr>
+                                <w:noProof/>
+                              </w:rPr>
+                              <w:fldChar w:fldCharType="end"/>
+                            </w:r>
                             <w:r>
                               <w:t>: Frequency of NRZ</w:t>
                             </w:r>
@@ -4324,14 +4496,27 @@
                             <w:r>
                               <w:t xml:space="preserve">Code </w:t>
                             </w:r>
-                            <w:fldSimple w:instr=" SEQ Code \* ARABIC ">
-                              <w:r>
-                                <w:rPr>
-                                  <w:noProof/>
-                                </w:rPr>
-                                <w:t>4</w:t>
-                              </w:r>
-                            </w:fldSimple>
+                            <w:r>
+                              <w:fldChar w:fldCharType="begin"/>
+                            </w:r>
+                            <w:r>
+                              <w:instrText xml:space="preserve"> SEQ Code \* ARABIC </w:instrText>
+                            </w:r>
+                            <w:r>
+                              <w:fldChar w:fldCharType="separate"/>
+                            </w:r>
+                            <w:r>
+                              <w:rPr>
+                                <w:noProof/>
+                              </w:rPr>
+                              <w:t>4</w:t>
+                            </w:r>
+                            <w:r>
+                              <w:rPr>
+                                <w:noProof/>
+                              </w:rPr>
+                              <w:fldChar w:fldCharType="end"/>
+                            </w:r>
                             <w:r>
                               <w:t>: NRZ Creation</w:t>
                             </w:r>
@@ -4625,6 +4810,7 @@
                               </w:rPr>
                               <w:t xml:space="preserve"> </w:t>
                             </w:r>
+                            <w:proofErr w:type="gramStart"/>
                             <w:r>
                               <w:rPr>
                                 <w:color w:val="007020"/>
@@ -4635,7 +4821,14 @@
                               <w:rPr>
                                 <w:color w:val="333333"/>
                               </w:rPr>
-                              <w:t>(Tx,</w:t>
+                              <w:t>(</w:t>
+                            </w:r>
+                            <w:proofErr w:type="gramEnd"/>
+                            <w:r>
+                              <w:rPr>
+                                <w:color w:val="333333"/>
+                              </w:rPr>
+                              <w:t>Tx,</w:t>
                             </w:r>
                             <w:r>
                               <w:rPr>
@@ -4702,6 +4895,7 @@
                               </w:rPr>
                               <w:t xml:space="preserve"> </w:t>
                             </w:r>
+                            <w:proofErr w:type="gramStart"/>
                             <w:r>
                               <w:rPr>
                                 <w:color w:val="007020"/>
@@ -4712,7 +4906,14 @@
                               <w:rPr>
                                 <w:color w:val="333333"/>
                               </w:rPr>
-                              <w:t>(Tx2,</w:t>
+                              <w:t>(</w:t>
+                            </w:r>
+                            <w:proofErr w:type="gramEnd"/>
+                            <w:r>
+                              <w:rPr>
+                                <w:color w:val="333333"/>
+                              </w:rPr>
+                              <w:t>Tx2,</w:t>
                             </w:r>
                             <w:r>
                               <w:rPr>
@@ -5074,7 +5275,23 @@
           <w:rFonts w:asciiTheme="majorBidi" w:hAnsiTheme="majorBidi" w:cstheme="majorBidi"/>
           <w:lang w:bidi="ar-EG"/>
         </w:rPr>
-        <w:t>The ensemble for Polar NRZ is created using a symmetric bipolar mapping. Your code implements this via</w:t>
+        <w:t xml:space="preserve">The ensemble for Polar NRZ is created using </w:t>
+      </w:r>
+      <w:proofErr w:type="gramStart"/>
+      <w:r>
+        <w:rPr>
+          <w:rFonts w:asciiTheme="majorBidi" w:hAnsiTheme="majorBidi" w:cstheme="majorBidi"/>
+          <w:lang w:bidi="ar-EG"/>
+        </w:rPr>
+        <w:t>a symmetric</w:t>
+      </w:r>
+      <w:proofErr w:type="gramEnd"/>
+      <w:r>
+        <w:rPr>
+          <w:rFonts w:asciiTheme="majorBidi" w:hAnsiTheme="majorBidi" w:cstheme="majorBidi"/>
+          <w:lang w:bidi="ar-EG"/>
+        </w:rPr>
+        <w:t xml:space="preserve"> bipolar mapping. Your code implements this via</w:t>
       </w:r>
       <w:r>
         <w:rPr>
@@ -5441,6 +5658,7 @@
                               </w:rPr>
                               <w:t xml:space="preserve"> </w:t>
                             </w:r>
+                            <w:proofErr w:type="gramStart"/>
                             <w:r>
                               <w:rPr>
                                 <w:color w:val="007020"/>
@@ -5453,6 +5671,7 @@
                               </w:rPr>
                               <w:t>(</w:t>
                             </w:r>
+                            <w:proofErr w:type="gramEnd"/>
                             <w:r>
                               <w:rPr>
                                 <w:b/>
@@ -5615,6 +5834,7 @@
                               </w:rPr>
                               <w:t>(k-</w:t>
                             </w:r>
+                            <w:proofErr w:type="gramStart"/>
                             <w:r>
                               <w:rPr>
                                 <w:b/>
@@ -5627,7 +5847,14 @@
                               <w:rPr>
                                 <w:color w:val="333333"/>
                               </w:rPr>
-                              <w:t>)*samples_per_bit</w:t>
+                              <w:t>)*</w:t>
+                            </w:r>
+                            <w:proofErr w:type="gramEnd"/>
+                            <w:r>
+                              <w:rPr>
+                                <w:color w:val="333333"/>
+                              </w:rPr>
+                              <w:t>samples_per_bit</w:t>
                             </w:r>
                             <w:r>
                               <w:rPr>
@@ -5647,6 +5874,7 @@
                               </w:rPr>
                               <w:t xml:space="preserve"> </w:t>
                             </w:r>
+                            <w:proofErr w:type="gramStart"/>
                             <w:r>
                               <w:rPr>
                                 <w:b/>
@@ -5665,13 +5893,34 @@
                               <w:rPr>
                                 <w:color w:val="BBBBBB"/>
                               </w:rPr>
-                              <w:t xml:space="preserve">    </w:t>
-                            </w:r>
-                            <w:r>
-                              <w:rPr>
-                                <w:color w:val="333333"/>
-                              </w:rPr>
-                              <w:t>Tx_out(start_idx:start_idx+</w:t>
+                              <w:t xml:space="preserve">   </w:t>
+                            </w:r>
+                            <w:proofErr w:type="gramEnd"/>
+                            <w:r>
+                              <w:rPr>
+                                <w:color w:val="BBBBBB"/>
+                              </w:rPr>
+                              <w:t xml:space="preserve"> </w:t>
+                            </w:r>
+                            <w:r>
+                              <w:rPr>
+                                <w:color w:val="333333"/>
+                              </w:rPr>
+                              <w:t>Tx_out(start_</w:t>
+                            </w:r>
+                            <w:proofErr w:type="gramStart"/>
+                            <w:r>
+                              <w:rPr>
+                                <w:color w:val="333333"/>
+                              </w:rPr>
+                              <w:t>idx:start</w:t>
+                            </w:r>
+                            <w:proofErr w:type="gramEnd"/>
+                            <w:r>
+                              <w:rPr>
+                                <w:color w:val="333333"/>
+                              </w:rPr>
+                              <w:t>_idx+</w:t>
                             </w:r>
                             <w:r>
                               <w:rPr>
@@ -5759,6 +6008,7 @@
                               </w:rPr>
                               <w:t>Tx_out(start_idx+</w:t>
                             </w:r>
+                            <w:proofErr w:type="gramStart"/>
                             <w:r>
                               <w:rPr>
                                 <w:b/>
@@ -5771,7 +6021,14 @@
                               <w:rPr>
                                 <w:color w:val="333333"/>
                               </w:rPr>
-                              <w:t>:start_idx+</w:t>
+                              <w:t>:start</w:t>
+                            </w:r>
+                            <w:proofErr w:type="gramEnd"/>
+                            <w:r>
+                              <w:rPr>
+                                <w:color w:val="333333"/>
+                              </w:rPr>
+                              <w:t>_idx+</w:t>
                             </w:r>
                             <w:r>
                               <w:rPr>
@@ -6711,14 +6968,27 @@
                             <w:r>
                               <w:t xml:space="preserve">Code </w:t>
                             </w:r>
-                            <w:fldSimple w:instr=" SEQ Code \* ARABIC ">
-                              <w:r>
-                                <w:rPr>
-                                  <w:noProof/>
-                                </w:rPr>
-                                <w:t>5</w:t>
-                              </w:r>
-                            </w:fldSimple>
+                            <w:r>
+                              <w:fldChar w:fldCharType="begin"/>
+                            </w:r>
+                            <w:r>
+                              <w:instrText xml:space="preserve"> SEQ Code \* ARABIC </w:instrText>
+                            </w:r>
+                            <w:r>
+                              <w:fldChar w:fldCharType="separate"/>
+                            </w:r>
+                            <w:r>
+                              <w:rPr>
+                                <w:noProof/>
+                              </w:rPr>
+                              <w:t>5</w:t>
+                            </w:r>
+                            <w:r>
+                              <w:rPr>
+                                <w:noProof/>
+                              </w:rPr>
+                              <w:fldChar w:fldCharType="end"/>
+                            </w:r>
                             <w:r>
                               <w:t>: RZ Creation</w:t>
                             </w:r>
@@ -6823,14 +7093,27 @@
                             <w:r>
                               <w:t xml:space="preserve">Figure </w:t>
                             </w:r>
-                            <w:fldSimple w:instr=" SEQ Figure \* ARABIC ">
-                              <w:r>
-                                <w:rPr>
-                                  <w:noProof/>
-                                </w:rPr>
-                                <w:t>4</w:t>
-                              </w:r>
-                            </w:fldSimple>
+                            <w:r>
+                              <w:fldChar w:fldCharType="begin"/>
+                            </w:r>
+                            <w:r>
+                              <w:instrText xml:space="preserve"> SEQ Figure \* ARABIC </w:instrText>
+                            </w:r>
+                            <w:r>
+                              <w:fldChar w:fldCharType="separate"/>
+                            </w:r>
+                            <w:r>
+                              <w:rPr>
+                                <w:noProof/>
+                              </w:rPr>
+                              <w:t>4</w:t>
+                            </w:r>
+                            <w:r>
+                              <w:rPr>
+                                <w:noProof/>
+                              </w:rPr>
+                              <w:fldChar w:fldCharType="end"/>
+                            </w:r>
                             <w:r>
                               <w:t>: Frequency of RZ</w:t>
                             </w:r>
@@ -6938,7 +7221,39 @@
           <w:rFonts w:asciiTheme="majorBidi" w:hAnsiTheme="majorBidi" w:cstheme="majorBidi"/>
           <w:lang w:bidi="ar-EG"/>
         </w:rPr>
-        <w:t>The statistical mean represents the average value of the random process at each time instant across all realizations in the ensemble. In this project, the mean is computed manually using the definition:</w:t>
+        <w:t xml:space="preserve">The statistical </w:t>
+      </w:r>
+      <w:proofErr w:type="gramStart"/>
+      <w:r>
+        <w:rPr>
+          <w:rFonts w:asciiTheme="majorBidi" w:hAnsiTheme="majorBidi" w:cstheme="majorBidi"/>
+          <w:lang w:bidi="ar-EG"/>
+        </w:rPr>
+        <w:t>mean</w:t>
+      </w:r>
+      <w:proofErr w:type="gramEnd"/>
+      <w:r>
+        <w:rPr>
+          <w:rFonts w:asciiTheme="majorBidi" w:hAnsiTheme="majorBidi" w:cstheme="majorBidi"/>
+          <w:lang w:bidi="ar-EG"/>
+        </w:rPr>
+        <w:t xml:space="preserve"> represents the average value of the random process at each time instant across all realizations in the ensemble. In this project, the </w:t>
+      </w:r>
+      <w:proofErr w:type="gramStart"/>
+      <w:r>
+        <w:rPr>
+          <w:rFonts w:asciiTheme="majorBidi" w:hAnsiTheme="majorBidi" w:cstheme="majorBidi"/>
+          <w:lang w:bidi="ar-EG"/>
+        </w:rPr>
+        <w:t>mean</w:t>
+      </w:r>
+      <w:proofErr w:type="gramEnd"/>
+      <w:r>
+        <w:rPr>
+          <w:rFonts w:asciiTheme="majorBidi" w:hAnsiTheme="majorBidi" w:cstheme="majorBidi"/>
+          <w:lang w:bidi="ar-EG"/>
+        </w:rPr>
+        <w:t xml:space="preserve"> is computed manually using the definition:</w:t>
       </w:r>
     </w:p>
     <w:p>
@@ -7104,6 +7419,40 @@
     <w:p>
       <w:pPr>
         <w:spacing w:after="160"/>
+        <w:jc w:val="center"/>
+        <w:rPr>
+          <w:rFonts w:asciiTheme="majorBidi" w:hAnsiTheme="majorBidi" w:cstheme="majorBidi"/>
+          <w:lang w:bidi="ar-EG"/>
+        </w:rPr>
+      </w:pPr>
+      <w:r>
+        <w:rPr>
+          <w:rFonts w:asciiTheme="majorBidi" w:hAnsiTheme="majorBidi" w:cstheme="majorBidi"/>
+          <w:color w:val="EE0000"/>
+          <w:lang w:bidi="ar-EG"/>
+        </w:rPr>
+        <w:t xml:space="preserve">Equation’s </w:t>
+      </w:r>
+      <w:r>
+        <w:rPr>
+          <w:rFonts w:asciiTheme="majorBidi" w:hAnsiTheme="majorBidi" w:cstheme="majorBidi"/>
+          <w:color w:val="EE0000"/>
+          <w:lang w:bidi="ar-EG"/>
+        </w:rPr>
+        <w:t>Reference</w:t>
+      </w:r>
+      <w:r>
+        <w:rPr>
+          <w:rFonts w:asciiTheme="majorBidi" w:hAnsiTheme="majorBidi" w:cstheme="majorBidi"/>
+          <w:color w:val="EE0000"/>
+          <w:lang w:bidi="ar-EG"/>
+        </w:rPr>
+        <w:t xml:space="preserve"> is from Dr. Mohamed Nafea Slides</w:t>
+      </w:r>
+    </w:p>
+    <w:p>
+      <w:pPr>
+        <w:spacing w:after="160"/>
         <w:jc w:val="both"/>
         <w:rPr>
           <w:rFonts w:asciiTheme="majorBidi" w:hAnsiTheme="majorBidi" w:cstheme="majorBidi"/>
@@ -7213,6 +7562,10 @@
         <w:jc w:val="both"/>
         <w:rPr>
           <w:rFonts w:asciiTheme="majorBidi" w:hAnsiTheme="majorBidi" w:cstheme="majorBidi"/>
+          <w:i/>
+          <w:sz w:val="30"/>
+          <w:szCs w:val="30"/>
+          <w:lang w:bidi="ar-EG"/>
         </w:rPr>
       </w:pPr>
       <w:r>
@@ -7220,7 +7573,39 @@
           <w:rFonts w:asciiTheme="majorBidi" w:hAnsiTheme="majorBidi" w:cstheme="majorBidi"/>
           <w:lang w:bidi="ar-EG"/>
         </w:rPr>
-        <w:t xml:space="preserve">The mean is calculated column-wise across the ensemble matrix, resulting in a time-dependent mean signal. For Unipolar signaling, the expected mean is approximately equals, while for Polar NRZ it is approximately zero due to symmetry. For RZ, the mean is reduced due to the return-to-zero behavior. </w:t>
+        <w:t xml:space="preserve">The </w:t>
+      </w:r>
+      <w:proofErr w:type="gramStart"/>
+      <w:r>
+        <w:rPr>
+          <w:rFonts w:asciiTheme="majorBidi" w:hAnsiTheme="majorBidi" w:cstheme="majorBidi"/>
+          <w:lang w:bidi="ar-EG"/>
+        </w:rPr>
+        <w:t>mean</w:t>
+      </w:r>
+      <w:proofErr w:type="gramEnd"/>
+      <w:r>
+        <w:rPr>
+          <w:rFonts w:asciiTheme="majorBidi" w:hAnsiTheme="majorBidi" w:cstheme="majorBidi"/>
+          <w:lang w:bidi="ar-EG"/>
+        </w:rPr>
+        <w:t xml:space="preserve"> is calculated column-wise across the ensemble matrix, resulting in a time-dependent mean signal. For Unipolar signaling, the expected mean is approximately equals, while for Polar NRZ it is approximately zero due to symmetry. For RZ, the </w:t>
+      </w:r>
+      <w:proofErr w:type="gramStart"/>
+      <w:r>
+        <w:rPr>
+          <w:rFonts w:asciiTheme="majorBidi" w:hAnsiTheme="majorBidi" w:cstheme="majorBidi"/>
+          <w:lang w:bidi="ar-EG"/>
+        </w:rPr>
+        <w:t>mean</w:t>
+      </w:r>
+      <w:proofErr w:type="gramEnd"/>
+      <w:r>
+        <w:rPr>
+          <w:rFonts w:asciiTheme="majorBidi" w:hAnsiTheme="majorBidi" w:cstheme="majorBidi"/>
+          <w:lang w:bidi="ar-EG"/>
+        </w:rPr>
+        <w:t xml:space="preserve"> is reduced due to the return-to-zero behavior. </w:t>
       </w:r>
       <w:r>
         <w:rPr>
@@ -7295,12 +7680,20 @@
     <w:p>
       <w:pPr>
         <w:spacing w:after="160"/>
-        <w:jc w:val="both"/>
+        <w:jc w:val="center"/>
         <w:rPr>
           <w:rFonts w:asciiTheme="majorBidi" w:hAnsiTheme="majorBidi" w:cstheme="majorBidi"/>
           <w:lang w:bidi="ar-EG"/>
         </w:rPr>
       </w:pPr>
+      <w:r>
+        <w:rPr>
+          <w:rFonts w:asciiTheme="majorBidi" w:hAnsiTheme="majorBidi" w:cstheme="majorBidi"/>
+          <w:color w:val="EE0000"/>
+          <w:lang w:bidi="ar-EG"/>
+        </w:rPr>
+        <w:t>Equation’s Reference is from Dr. Mohamed Nafea Slides</w:t>
+      </w:r>
       <w:r>
         <w:rPr>
           <w:rFonts w:asciiTheme="majorBidi" w:hAnsiTheme="majorBidi" w:cstheme="majorBidi"/>
@@ -7364,14 +7757,27 @@
                             <w:r>
                               <w:t xml:space="preserve">Figure </w:t>
                             </w:r>
-                            <w:fldSimple w:instr=" SEQ Figure \* ARABIC ">
-                              <w:r>
-                                <w:rPr>
-                                  <w:noProof/>
-                                </w:rPr>
-                                <w:t>5</w:t>
-                              </w:r>
-                            </w:fldSimple>
+                            <w:r>
+                              <w:fldChar w:fldCharType="begin"/>
+                            </w:r>
+                            <w:r>
+                              <w:instrText xml:space="preserve"> SEQ Figure \* ARABIC </w:instrText>
+                            </w:r>
+                            <w:r>
+                              <w:fldChar w:fldCharType="separate"/>
+                            </w:r>
+                            <w:r>
+                              <w:rPr>
+                                <w:noProof/>
+                              </w:rPr>
+                              <w:t>5</w:t>
+                            </w:r>
+                            <w:r>
+                              <w:rPr>
+                                <w:noProof/>
+                              </w:rPr>
+                              <w:fldChar w:fldCharType="end"/>
+                            </w:r>
                             <w:r>
                               <w:t>: Statistical Means</w:t>
                             </w:r>
@@ -7432,7 +7838,7 @@
           <w:lang w:bidi="ar-EG"/>
         </w:rPr>
         <w:drawing>
-          <wp:anchor distT="0" distB="0" distL="114300" distR="114300" simplePos="0" relativeHeight="251675648" behindDoc="1" locked="0" layoutInCell="1" allowOverlap="1" wp14:anchorId="7C72DB41" wp14:editId="57BDC25D">
+          <wp:anchor distT="0" distB="0" distL="114300" distR="114300" simplePos="0" relativeHeight="251675648" behindDoc="1" locked="0" layoutInCell="1" allowOverlap="1" wp14:anchorId="7C72DB41" wp14:editId="6C11742B">
             <wp:simplePos x="0" y="0"/>
             <wp:positionH relativeFrom="margin">
               <wp:posOffset>0</wp:posOffset>
@@ -7555,14 +7961,27 @@
                             <w:r>
                               <w:t xml:space="preserve">Code </w:t>
                             </w:r>
-                            <w:fldSimple w:instr=" SEQ Code \* ARABIC ">
-                              <w:r>
-                                <w:rPr>
-                                  <w:noProof/>
-                                </w:rPr>
-                                <w:t>6</w:t>
-                              </w:r>
-                            </w:fldSimple>
+                            <w:r>
+                              <w:fldChar w:fldCharType="begin"/>
+                            </w:r>
+                            <w:r>
+                              <w:instrText xml:space="preserve"> SEQ Code \* ARABIC </w:instrText>
+                            </w:r>
+                            <w:r>
+                              <w:fldChar w:fldCharType="separate"/>
+                            </w:r>
+                            <w:r>
+                              <w:rPr>
+                                <w:noProof/>
+                              </w:rPr>
+                              <w:t>6</w:t>
+                            </w:r>
+                            <w:r>
+                              <w:rPr>
+                                <w:noProof/>
+                              </w:rPr>
+                              <w:fldChar w:fldCharType="end"/>
+                            </w:r>
                             <w:r>
                               <w:t>: Variance of Mean</w:t>
                             </w:r>
@@ -7691,8 +8110,36 @@
                                 <w:sz w:val="16"/>
                                 <w:szCs w:val="16"/>
                               </w:rPr>
-                              <w:t>% variance of mean ( Integrations means Summation )</w:t>
-                            </w:r>
+                              <w:t xml:space="preserve">% variance of mean </w:t>
+                            </w:r>
+                            <w:proofErr w:type="gramStart"/>
+                            <w:r>
+                              <w:rPr>
+                                <w:color w:val="888888"/>
+                                <w:sz w:val="16"/>
+                                <w:szCs w:val="16"/>
+                              </w:rPr>
+                              <w:t>( Integrations</w:t>
+                            </w:r>
+                            <w:proofErr w:type="gramEnd"/>
+                            <w:r>
+                              <w:rPr>
+                                <w:color w:val="888888"/>
+                                <w:sz w:val="16"/>
+                                <w:szCs w:val="16"/>
+                              </w:rPr>
+                              <w:t xml:space="preserve"> means </w:t>
+                            </w:r>
+                            <w:proofErr w:type="gramStart"/>
+                            <w:r>
+                              <w:rPr>
+                                <w:color w:val="888888"/>
+                                <w:sz w:val="16"/>
+                                <w:szCs w:val="16"/>
+                              </w:rPr>
+                              <w:t>Summation )</w:t>
+                            </w:r>
+                            <w:proofErr w:type="gramEnd"/>
                           </w:p>
                           <w:p>
                             <w:pPr>
@@ -7755,6 +8202,7 @@
                               </w:rPr>
                               <w:t xml:space="preserve"> </w:t>
                             </w:r>
+                            <w:proofErr w:type="gramStart"/>
                             <w:r>
                               <w:rPr>
                                 <w:b/>
@@ -7783,6 +8231,7 @@
                               </w:rPr>
                               <w:t>for</w:t>
                             </w:r>
+                            <w:proofErr w:type="gramEnd"/>
                             <w:r>
                               <w:rPr>
                                 <w:color w:val="BBBBBB"/>
@@ -7929,6 +8378,7 @@
                               </w:rPr>
                               <w:t>j</w:t>
                             </w:r>
+                            <w:proofErr w:type="gramStart"/>
                             <w:r>
                               <w:rPr>
                                 <w:color w:val="333333"/>
@@ -7947,6 +8397,7 @@
                               </w:rPr>
                               <w:t>end</w:t>
                             </w:r>
+                            <w:proofErr w:type="gramEnd"/>
                           </w:p>
                           <w:p>
                             <w:pPr>
@@ -8028,7 +8479,16 @@
                                 <w:sz w:val="16"/>
                                 <w:szCs w:val="16"/>
                               </w:rPr>
-                              <w:t>num_cols;</w:t>
+                              <w:t>num_</w:t>
+                            </w:r>
+                            <w:proofErr w:type="gramStart"/>
+                            <w:r>
+                              <w:rPr>
+                                <w:color w:val="333333"/>
+                                <w:sz w:val="16"/>
+                                <w:szCs w:val="16"/>
+                              </w:rPr>
+                              <w:t>cols;</w:t>
                             </w:r>
                             <w:r>
                               <w:rPr>
@@ -8036,7 +8496,16 @@
                                 <w:sz w:val="16"/>
                                 <w:szCs w:val="16"/>
                               </w:rPr>
-                              <w:t>%-----------</w:t>
+                              <w:t>%</w:t>
+                            </w:r>
+                            <w:proofErr w:type="gramEnd"/>
+                            <w:r>
+                              <w:rPr>
+                                <w:color w:val="888888"/>
+                                <w:sz w:val="16"/>
+                                <w:szCs w:val="16"/>
+                              </w:rPr>
+                              <w:t>-----------</w:t>
                             </w:r>
                           </w:p>
                           <w:p>
@@ -8055,7 +8524,43 @@
                                 <w:sz w:val="16"/>
                                 <w:szCs w:val="16"/>
                               </w:rPr>
-                              <w:t>% Geting The VAR using the simple equation Var(x) = E[(x - μ)^2]</w:t>
+                              <w:t xml:space="preserve">% Geting The VAR using the simple equation Var(x) = </w:t>
+                            </w:r>
+                            <w:proofErr w:type="gramStart"/>
+                            <w:r>
+                              <w:rPr>
+                                <w:color w:val="888888"/>
+                                <w:sz w:val="16"/>
+                                <w:szCs w:val="16"/>
+                              </w:rPr>
+                              <w:t>E[</w:t>
+                            </w:r>
+                            <w:proofErr w:type="gramEnd"/>
+                            <w:r>
+                              <w:rPr>
+                                <w:color w:val="888888"/>
+                                <w:sz w:val="16"/>
+                                <w:szCs w:val="16"/>
+                              </w:rPr>
+                              <w:t xml:space="preserve">(x - </w:t>
+                            </w:r>
+                            <w:proofErr w:type="gramStart"/>
+                            <w:r>
+                              <w:rPr>
+                                <w:color w:val="888888"/>
+                                <w:sz w:val="16"/>
+                                <w:szCs w:val="16"/>
+                              </w:rPr>
+                              <w:t>μ)^</w:t>
+                            </w:r>
+                            <w:proofErr w:type="gramEnd"/>
+                            <w:r>
+                              <w:rPr>
+                                <w:color w:val="888888"/>
+                                <w:sz w:val="16"/>
+                                <w:szCs w:val="16"/>
+                              </w:rPr>
+                              <w:t>2]</w:t>
                             </w:r>
                           </w:p>
                           <w:p>
@@ -8119,6 +8624,7 @@
                               </w:rPr>
                               <w:t xml:space="preserve"> </w:t>
                             </w:r>
+                            <w:proofErr w:type="gramStart"/>
                             <w:r>
                               <w:rPr>
                                 <w:b/>
@@ -8147,6 +8653,7 @@
                               </w:rPr>
                               <w:t>for</w:t>
                             </w:r>
+                            <w:proofErr w:type="gramEnd"/>
                             <w:r>
                               <w:rPr>
                                 <w:color w:val="BBBBBB"/>
@@ -9386,14 +9893,27 @@
                             <w:r>
                               <w:t xml:space="preserve">Code </w:t>
                             </w:r>
-                            <w:fldSimple w:instr=" SEQ Code \* ARABIC ">
-                              <w:r>
-                                <w:rPr>
-                                  <w:noProof/>
-                                </w:rPr>
-                                <w:t>7</w:t>
-                              </w:r>
-                            </w:fldSimple>
+                            <w:r>
+                              <w:fldChar w:fldCharType="begin"/>
+                            </w:r>
+                            <w:r>
+                              <w:instrText xml:space="preserve"> SEQ Code \* ARABIC </w:instrText>
+                            </w:r>
+                            <w:r>
+                              <w:fldChar w:fldCharType="separate"/>
+                            </w:r>
+                            <w:r>
+                              <w:rPr>
+                                <w:noProof/>
+                              </w:rPr>
+                              <w:t>7</w:t>
+                            </w:r>
+                            <w:r>
+                              <w:rPr>
+                                <w:noProof/>
+                              </w:rPr>
+                              <w:fldChar w:fldCharType="end"/>
+                            </w:r>
                             <w:r>
                               <w:t>: Statisical Mean</w:t>
                             </w:r>
@@ -9661,6 +10181,7 @@
                               </w:rPr>
                               <w:t xml:space="preserve"> </w:t>
                             </w:r>
+                            <w:proofErr w:type="gramStart"/>
                             <w:r>
                               <w:rPr>
                                 <w:color w:val="007020"/>
@@ -9677,6 +10198,7 @@
                               </w:rPr>
                               <w:t>(</w:t>
                             </w:r>
+                            <w:proofErr w:type="gramEnd"/>
                             <w:r>
                               <w:rPr>
                                 <w:b/>
@@ -10028,6 +10550,7 @@
                               </w:rPr>
                               <w:t>ensemble(</w:t>
                             </w:r>
+                            <w:proofErr w:type="gramStart"/>
                             <w:r>
                               <w:rPr>
                                 <w:color w:val="007020"/>
@@ -10052,6 +10575,7 @@
                               </w:rPr>
                               <w:t>j</w:t>
                             </w:r>
+                            <w:proofErr w:type="gramEnd"/>
                             <w:r>
                               <w:rPr>
                                 <w:color w:val="333333"/>
@@ -11012,13 +11536,13 @@
           <w:lang w:bidi="ar-EG"/>
         </w:rPr>
         <w:drawing>
-          <wp:anchor distT="0" distB="0" distL="114300" distR="114300" simplePos="0" relativeHeight="251677696" behindDoc="1" locked="0" layoutInCell="1" allowOverlap="1" wp14:anchorId="36533D86" wp14:editId="35B1E650">
+          <wp:anchor distT="0" distB="0" distL="114300" distR="114300" simplePos="0" relativeHeight="251677696" behindDoc="1" locked="0" layoutInCell="1" allowOverlap="1" wp14:anchorId="36533D86" wp14:editId="296C5128">
             <wp:simplePos x="0" y="0"/>
             <wp:positionH relativeFrom="column">
-              <wp:posOffset>3796145</wp:posOffset>
+              <wp:posOffset>3872230</wp:posOffset>
             </wp:positionH>
             <wp:positionV relativeFrom="paragraph">
-              <wp:posOffset>187729</wp:posOffset>
+              <wp:posOffset>194945</wp:posOffset>
             </wp:positionV>
             <wp:extent cx="2596515" cy="3179445"/>
             <wp:effectExtent l="0" t="0" r="0" b="1905"/>
@@ -11237,6 +11761,32 @@
     <w:p>
       <w:pPr>
         <w:spacing w:after="160"/>
+        <w:jc w:val="center"/>
+        <w:rPr>
+          <w:rFonts w:asciiTheme="majorBidi" w:hAnsiTheme="majorBidi" w:cstheme="majorBidi" w:hint="cs"/>
+          <w:rtl/>
+          <w:lang w:bidi="ar-EG"/>
+        </w:rPr>
+      </w:pPr>
+      <w:r>
+        <w:rPr>
+          <w:rFonts w:asciiTheme="majorBidi" w:hAnsiTheme="majorBidi" w:cstheme="majorBidi"/>
+          <w:lang w:bidi="ar-EG"/>
+        </w:rPr>
+        <w:br/>
+      </w:r>
+      <w:r>
+        <w:rPr>
+          <w:rFonts w:asciiTheme="majorBidi" w:hAnsiTheme="majorBidi" w:cstheme="majorBidi"/>
+          <w:color w:val="EE0000"/>
+          <w:lang w:bidi="ar-EG"/>
+        </w:rPr>
+        <w:t>Equation’s Reference is from Dr. Mohamed Nafea Slides</w:t>
+      </w:r>
+    </w:p>
+    <w:p>
+      <w:pPr>
+        <w:spacing w:after="160"/>
         <w:jc w:val="both"/>
         <w:rPr>
           <w:rFonts w:asciiTheme="majorBidi" w:hAnsiTheme="majorBidi" w:cstheme="majorBidi"/>
@@ -11274,7 +11824,27 @@
           <w:bCs/>
           <w:lang w:bidi="ar-EG"/>
         </w:rPr>
-        <w:t>stationary in the wide sense</w:t>
+        <w:t xml:space="preserve">stationary in </w:t>
+      </w:r>
+      <w:proofErr w:type="gramStart"/>
+      <w:r>
+        <w:rPr>
+          <w:rFonts w:asciiTheme="majorBidi" w:hAnsiTheme="majorBidi" w:cstheme="majorBidi"/>
+          <w:b/>
+          <w:bCs/>
+          <w:lang w:bidi="ar-EG"/>
+        </w:rPr>
+        <w:t>the</w:t>
+      </w:r>
+      <w:proofErr w:type="gramEnd"/>
+      <w:r>
+        <w:rPr>
+          <w:rFonts w:asciiTheme="majorBidi" w:hAnsiTheme="majorBidi" w:cstheme="majorBidi"/>
+          <w:b/>
+          <w:bCs/>
+          <w:lang w:bidi="ar-EG"/>
+        </w:rPr>
+        <w:t xml:space="preserve"> wide sense</w:t>
       </w:r>
       <w:r>
         <w:rPr>
@@ -11544,6 +12114,7 @@
                               </w:rPr>
                               <w:t xml:space="preserve"> </w:t>
                             </w:r>
+                            <w:proofErr w:type="gramStart"/>
                             <w:r>
                               <w:rPr>
                                 <w:color w:val="007020"/>
@@ -11560,6 +12131,7 @@
                               </w:rPr>
                               <w:t>(</w:t>
                             </w:r>
+                            <w:proofErr w:type="gramEnd"/>
                             <w:r>
                               <w:rPr>
                                 <w:color w:val="333333"/>
@@ -11569,6 +12141,7 @@
                               </w:rPr>
                               <w:t>'Process is approximately Stationary'</w:t>
                             </w:r>
+                            <w:proofErr w:type="gramStart"/>
                             <w:r>
                               <w:rPr>
                                 <w:color w:val="333333"/>
@@ -11587,6 +12160,7 @@
                               </w:rPr>
                               <w:t>else</w:t>
                             </w:r>
+                            <w:proofErr w:type="gramEnd"/>
                             <w:r>
                               <w:rPr>
                                 <w:color w:val="BBBBBB"/>
@@ -11606,6 +12180,7 @@
                                 <w:szCs w:val="16"/>
                               </w:rPr>
                             </w:pPr>
+                            <w:proofErr w:type="gramStart"/>
                             <w:r>
                               <w:rPr>
                                 <w:color w:val="007020"/>
@@ -11622,6 +12197,7 @@
                               </w:rPr>
                               <w:t>(</w:t>
                             </w:r>
+                            <w:proofErr w:type="gramEnd"/>
                             <w:r>
                               <w:rPr>
                                 <w:color w:val="333333"/>
@@ -12112,14 +12688,27 @@
                             <w:r>
                               <w:t xml:space="preserve">Figure </w:t>
                             </w:r>
-                            <w:fldSimple w:instr=" SEQ Figure \* ARABIC ">
-                              <w:r>
-                                <w:rPr>
-                                  <w:noProof/>
-                                </w:rPr>
-                                <w:t>6</w:t>
-                              </w:r>
-                            </w:fldSimple>
+                            <w:r>
+                              <w:fldChar w:fldCharType="begin"/>
+                            </w:r>
+                            <w:r>
+                              <w:instrText xml:space="preserve"> SEQ Figure \* ARABIC </w:instrText>
+                            </w:r>
+                            <w:r>
+                              <w:fldChar w:fldCharType="separate"/>
+                            </w:r>
+                            <w:r>
+                              <w:rPr>
+                                <w:noProof/>
+                              </w:rPr>
+                              <w:t>6</w:t>
+                            </w:r>
+                            <w:r>
+                              <w:rPr>
+                                <w:noProof/>
+                              </w:rPr>
+                              <w:fldChar w:fldCharType="end"/>
+                            </w:r>
                             <w:r>
                               <w:t>: Stationarity Analysis</w:t>
                             </w:r>
@@ -12234,14 +12823,27 @@
                             <w:r>
                               <w:t xml:space="preserve">Code </w:t>
                             </w:r>
-                            <w:fldSimple w:instr=" SEQ Code \* ARABIC ">
-                              <w:r>
-                                <w:rPr>
-                                  <w:noProof/>
-                                </w:rPr>
-                                <w:t>8</w:t>
-                              </w:r>
-                            </w:fldSimple>
+                            <w:r>
+                              <w:fldChar w:fldCharType="begin"/>
+                            </w:r>
+                            <w:r>
+                              <w:instrText xml:space="preserve"> SEQ Code \* ARABIC </w:instrText>
+                            </w:r>
+                            <w:r>
+                              <w:fldChar w:fldCharType="separate"/>
+                            </w:r>
+                            <w:r>
+                              <w:rPr>
+                                <w:noProof/>
+                              </w:rPr>
+                              <w:t>8</w:t>
+                            </w:r>
+                            <w:r>
+                              <w:rPr>
+                                <w:noProof/>
+                              </w:rPr>
+                              <w:fldChar w:fldCharType="end"/>
+                            </w:r>
                             <w:r>
                               <w:t>: Stationary Check</w:t>
                             </w:r>
@@ -12352,24 +12954,38 @@
           <w:rFonts w:asciiTheme="majorBidi" w:hAnsiTheme="majorBidi" w:cstheme="majorBidi"/>
           <w:lang w:bidi="ar-EG"/>
         </w:rPr>
-        <w:t>The ensemble autocorrelation function measures the similarity between a signal and a time-shifted version of itself across all realizations.</w:t>
+        <w:t xml:space="preserve">The ensemble autocorrelation function measures the similarity between a signal and a time-shifted version of </w:t>
       </w:r>
-    </w:p>
-    <w:p>
-      <w:pPr>
-        <w:spacing w:after="160"/>
-        <w:jc w:val="both"/>
-        <w:rPr>
-          <w:rFonts w:asciiTheme="majorBidi" w:hAnsiTheme="majorBidi" w:cstheme="majorBidi"/>
-          <w:lang w:bidi="ar-EG"/>
-        </w:rPr>
-      </w:pPr>
+      <w:proofErr w:type="gramStart"/>
       <w:r>
         <w:rPr>
           <w:rFonts w:asciiTheme="majorBidi" w:hAnsiTheme="majorBidi" w:cstheme="majorBidi"/>
           <w:lang w:bidi="ar-EG"/>
         </w:rPr>
-        <w:t>It is defined as:</w:t>
+        <w:t xml:space="preserve">itself </w:t>
+      </w:r>
+      <w:r>
+        <w:rPr>
+          <w:rFonts w:asciiTheme="majorBidi" w:hAnsiTheme="majorBidi" w:cstheme="majorBidi" w:hint="cs"/>
+          <w:rtl/>
+          <w:lang w:bidi="ar-EG"/>
+        </w:rPr>
+        <w:t xml:space="preserve"> </w:t>
+      </w:r>
+      <w:r>
+        <w:rPr>
+          <w:rFonts w:asciiTheme="majorBidi" w:hAnsiTheme="majorBidi" w:cstheme="majorBidi"/>
+          <w:lang w:bidi="ar-EG"/>
+        </w:rPr>
+        <w:t>It</w:t>
+      </w:r>
+      <w:proofErr w:type="gramEnd"/>
+      <w:r>
+        <w:rPr>
+          <w:rFonts w:asciiTheme="majorBidi" w:hAnsiTheme="majorBidi" w:cstheme="majorBidi"/>
+          <w:lang w:bidi="ar-EG"/>
+        </w:rPr>
+        <w:t xml:space="preserve"> is defined as:</w:t>
       </w:r>
     </w:p>
     <w:p>
@@ -12478,13 +13094,13 @@
           <w:lang w:bidi="ar-EG"/>
         </w:rPr>
         <w:drawing>
-          <wp:anchor distT="0" distB="0" distL="114300" distR="114300" simplePos="0" relativeHeight="251679744" behindDoc="1" locked="0" layoutInCell="1" allowOverlap="1" wp14:anchorId="0BFE4D41" wp14:editId="10224D19">
+          <wp:anchor distT="0" distB="0" distL="114300" distR="114300" simplePos="0" relativeHeight="251679744" behindDoc="1" locked="0" layoutInCell="1" allowOverlap="1" wp14:anchorId="0BFE4D41" wp14:editId="3D8E6AC3">
             <wp:simplePos x="0" y="0"/>
             <wp:positionH relativeFrom="column">
-              <wp:posOffset>1752369</wp:posOffset>
+              <wp:posOffset>1805305</wp:posOffset>
             </wp:positionH>
             <wp:positionV relativeFrom="paragraph">
-              <wp:posOffset>240608</wp:posOffset>
+              <wp:posOffset>64770</wp:posOffset>
             </wp:positionV>
             <wp:extent cx="4830445" cy="1575435"/>
             <wp:effectExtent l="0" t="0" r="8255" b="5715"/>
@@ -12587,26 +13203,6 @@
           <w:lang w:bidi="ar-EG"/>
         </w:rPr>
       </w:pPr>
-    </w:p>
-    <w:p>
-      <w:pPr>
-        <w:spacing w:after="160"/>
-        <w:jc w:val="both"/>
-        <w:rPr>
-          <w:rFonts w:asciiTheme="majorBidi" w:hAnsiTheme="majorBidi" w:cstheme="majorBidi"/>
-          <w:lang w:bidi="ar-EG"/>
-        </w:rPr>
-      </w:pPr>
-    </w:p>
-    <w:p>
-      <w:pPr>
-        <w:spacing w:after="160"/>
-        <w:jc w:val="both"/>
-        <w:rPr>
-          <w:rFonts w:asciiTheme="majorBidi" w:hAnsiTheme="majorBidi" w:cstheme="majorBidi"/>
-          <w:lang w:bidi="ar-EG"/>
-        </w:rPr>
-      </w:pPr>
       <w:r>
         <w:rPr>
           <w:rFonts w:asciiTheme="majorBidi" w:hAnsiTheme="majorBidi" w:cstheme="majorBidi"/>
@@ -12615,13 +13211,13 @@
         <mc:AlternateContent>
           <mc:Choice Requires="wps">
             <w:drawing>
-              <wp:anchor distT="0" distB="0" distL="114300" distR="114300" simplePos="0" relativeHeight="251680768" behindDoc="1" locked="0" layoutInCell="1" allowOverlap="1" wp14:anchorId="63D14268" wp14:editId="2646AD98">
+              <wp:anchor distT="0" distB="0" distL="114300" distR="114300" simplePos="0" relativeHeight="251680768" behindDoc="1" locked="0" layoutInCell="1" allowOverlap="1" wp14:anchorId="63D14268" wp14:editId="3C9EAA60">
                 <wp:simplePos x="0" y="0"/>
                 <wp:positionH relativeFrom="column">
-                  <wp:posOffset>3389630</wp:posOffset>
+                  <wp:posOffset>3542030</wp:posOffset>
                 </wp:positionH>
                 <wp:positionV relativeFrom="paragraph">
-                  <wp:posOffset>320675</wp:posOffset>
+                  <wp:posOffset>419735</wp:posOffset>
                 </wp:positionV>
                 <wp:extent cx="1812925" cy="160020"/>
                 <wp:effectExtent l="0" t="0" r="0" b="0"/>
@@ -12672,14 +13268,27 @@
                             <w:r>
                               <w:t xml:space="preserve">Figure </w:t>
                             </w:r>
-                            <w:fldSimple w:instr=" SEQ Figure \* ARABIC ">
-                              <w:r>
-                                <w:rPr>
-                                  <w:noProof/>
-                                </w:rPr>
-                                <w:t>8</w:t>
-                              </w:r>
-                            </w:fldSimple>
+                            <w:r>
+                              <w:fldChar w:fldCharType="begin"/>
+                            </w:r>
+                            <w:r>
+                              <w:instrText xml:space="preserve"> SEQ Figure \* ARABIC </w:instrText>
+                            </w:r>
+                            <w:r>
+                              <w:fldChar w:fldCharType="separate"/>
+                            </w:r>
+                            <w:r>
+                              <w:rPr>
+                                <w:noProof/>
+                              </w:rPr>
+                              <w:t>8</w:t>
+                            </w:r>
+                            <w:r>
+                              <w:rPr>
+                                <w:noProof/>
+                              </w:rPr>
+                              <w:fldChar w:fldCharType="end"/>
+                            </w:r>
                             <w:r>
                               <w:t>: Autocorrelation Functions</w:t>
                             </w:r>
@@ -12697,7 +13306,11 @@
           </mc:Choice>
           <mc:Fallback>
             <w:pict>
-              <v:shape w14:anchorId="63D14268" id="_x0000_s1045" type="#_x0000_t202" style="position:absolute;left:0;text-align:left;margin-left:266.9pt;margin-top:25.25pt;width:142.75pt;height:12.6pt;z-index:-251635712;visibility:visible;mso-wrap-style:square;mso-wrap-distance-left:9pt;mso-wrap-distance-top:0;mso-wrap-distance-right:9pt;mso-wrap-distance-bottom:0;mso-position-horizontal:absolute;mso-position-horizontal-relative:text;mso-position-vertical:absolute;mso-position-vertical-relative:text;v-text-anchor:top" o:gfxdata="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" stroked="f">
+              <v:shapetype w14:anchorId="63D14268" id="_x0000_t202" coordsize="21600,21600" o:spt="202" path="m,l,21600r21600,l21600,xe">
+                <v:stroke joinstyle="miter"/>
+                <v:path gradientshapeok="t" o:connecttype="rect"/>
+              </v:shapetype>
+              <v:shape id="_x0000_s1045" type="#_x0000_t202" style="position:absolute;left:0;text-align:left;margin-left:278.9pt;margin-top:33.05pt;width:142.75pt;height:12.6pt;z-index:-251635712;visibility:visible;mso-wrap-style:square;mso-wrap-distance-left:9pt;mso-wrap-distance-top:0;mso-wrap-distance-right:9pt;mso-wrap-distance-bottom:0;mso-position-horizontal:absolute;mso-position-horizontal-relative:text;mso-position-vertical:absolute;mso-position-vertical-relative:text;v-text-anchor:top" o:gfxdata="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" stroked="f">
                 <v:textbox inset="0,0,0,0">
                   <w:txbxContent>
                     <w:p>
@@ -12715,14 +13328,27 @@
                       <w:r>
                         <w:t xml:space="preserve">Figure </w:t>
                       </w:r>
-                      <w:fldSimple w:instr=" SEQ Figure \* ARABIC ">
-                        <w:r>
-                          <w:rPr>
-                            <w:noProof/>
-                          </w:rPr>
-                          <w:t>8</w:t>
-                        </w:r>
-                      </w:fldSimple>
+                      <w:r>
+                        <w:fldChar w:fldCharType="begin"/>
+                      </w:r>
+                      <w:r>
+                        <w:instrText xml:space="preserve"> SEQ Figure \* ARABIC </w:instrText>
+                      </w:r>
+                      <w:r>
+                        <w:fldChar w:fldCharType="separate"/>
+                      </w:r>
+                      <w:r>
+                        <w:rPr>
+                          <w:noProof/>
+                        </w:rPr>
+                        <w:t>8</w:t>
+                      </w:r>
+                      <w:r>
+                        <w:rPr>
+                          <w:noProof/>
+                        </w:rPr>
+                        <w:fldChar w:fldCharType="end"/>
+                      </w:r>
                       <w:r>
                         <w:t>: Autocorrelation Functions</w:t>
                       </w:r>
@@ -12923,15 +13549,33 @@
                                 <w:sz w:val="18"/>
                                 <w:szCs w:val="18"/>
                               </w:rPr>
-                              <w:t>x(n+tau);</w:t>
-                            </w:r>
-                            <w:r>
-                              <w:rPr>
-                                <w:color w:val="BBBBBB"/>
+                              <w:t>x(n+tau</w:t>
+                            </w:r>
+                            <w:proofErr w:type="gramStart"/>
+                            <w:r>
+                              <w:rPr>
+                                <w:color w:val="333333"/>
                                 <w:sz w:val="18"/>
                                 <w:szCs w:val="18"/>
                               </w:rPr>
-                              <w:t xml:space="preserve">            </w:t>
+                              <w:t>);</w:t>
+                            </w:r>
+                            <w:r>
+                              <w:rPr>
+                                <w:color w:val="BBBBBB"/>
+                                <w:sz w:val="18"/>
+                                <w:szCs w:val="18"/>
+                              </w:rPr>
+                              <w:t xml:space="preserve">   </w:t>
+                            </w:r>
+                            <w:proofErr w:type="gramEnd"/>
+                            <w:r>
+                              <w:rPr>
+                                <w:color w:val="BBBBBB"/>
+                                <w:sz w:val="18"/>
+                                <w:szCs w:val="18"/>
+                              </w:rPr>
+                              <w:t xml:space="preserve">         </w:t>
                             </w:r>
                             <w:r>
                               <w:rPr>
@@ -13001,77 +13645,97 @@
                               </w:rPr>
                               <w:t xml:space="preserve"> </w:t>
                             </w:r>
+                            <w:proofErr w:type="gramStart"/>
                             <w:r>
                               <w:rPr>
                                 <w:color w:val="333333"/>
                                 <w:sz w:val="18"/>
                                 <w:szCs w:val="18"/>
                               </w:rPr>
-                              <w:t>Rx(tau</w:t>
-                            </w:r>
-                            <w:r>
-                              <w:rPr>
-                                <w:color w:val="BBBBBB"/>
+                              <w:t>Rx(</w:t>
+                            </w:r>
+                            <w:proofErr w:type="gramEnd"/>
+                            <w:r>
+                              <w:rPr>
+                                <w:color w:val="333333"/>
                                 <w:sz w:val="18"/>
                                 <w:szCs w:val="18"/>
                               </w:rPr>
-                              <w:t xml:space="preserve"> </w:t>
-                            </w:r>
-                            <w:r>
-                              <w:rPr>
-                                <w:color w:val="333333"/>
+                              <w:t>tau</w:t>
+                            </w:r>
+                            <w:r>
+                              <w:rPr>
+                                <w:color w:val="BBBBBB"/>
                                 <w:sz w:val="18"/>
                                 <w:szCs w:val="18"/>
                               </w:rPr>
-                              <w:t>+</w:t>
-                            </w:r>
-                            <w:r>
-                              <w:rPr>
-                                <w:color w:val="BBBBBB"/>
+                              <w:t xml:space="preserve"> </w:t>
+                            </w:r>
+                            <w:r>
+                              <w:rPr>
+                                <w:color w:val="333333"/>
                                 <w:sz w:val="18"/>
                                 <w:szCs w:val="18"/>
                               </w:rPr>
-                              <w:t xml:space="preserve"> </w:t>
-                            </w:r>
-                            <w:r>
-                              <w:rPr>
-                                <w:color w:val="333333"/>
+                              <w:t>+</w:t>
+                            </w:r>
+                            <w:r>
+                              <w:rPr>
+                                <w:color w:val="BBBBBB"/>
                                 <w:sz w:val="18"/>
                                 <w:szCs w:val="18"/>
                               </w:rPr>
-                              <w:t>num_cols)</w:t>
-                            </w:r>
-                            <w:r>
-                              <w:rPr>
-                                <w:color w:val="BBBBBB"/>
+                              <w:t xml:space="preserve"> </w:t>
+                            </w:r>
+                            <w:r>
+                              <w:rPr>
+                                <w:color w:val="333333"/>
                                 <w:sz w:val="18"/>
                                 <w:szCs w:val="18"/>
                               </w:rPr>
-                              <w:t xml:space="preserve"> </w:t>
-                            </w:r>
-                            <w:r>
-                              <w:rPr>
-                                <w:color w:val="333333"/>
+                              <w:t>num_cols)</w:t>
+                            </w:r>
+                            <w:r>
+                              <w:rPr>
+                                <w:color w:val="BBBBBB"/>
                                 <w:sz w:val="18"/>
                                 <w:szCs w:val="18"/>
                               </w:rPr>
-                              <w:t>=</w:t>
-                            </w:r>
-                            <w:r>
-                              <w:rPr>
-                                <w:color w:val="BBBBBB"/>
+                              <w:t xml:space="preserve"> </w:t>
+                            </w:r>
+                            <w:r>
+                              <w:rPr>
+                                <w:color w:val="333333"/>
                                 <w:sz w:val="18"/>
                                 <w:szCs w:val="18"/>
                               </w:rPr>
-                              <w:t xml:space="preserve"> </w:t>
-                            </w:r>
-                            <w:r>
-                              <w:rPr>
-                                <w:color w:val="333333"/>
+                              <w:t>=</w:t>
+                            </w:r>
+                            <w:r>
+                              <w:rPr>
+                                <w:color w:val="BBBBBB"/>
                                 <w:sz w:val="18"/>
                                 <w:szCs w:val="18"/>
                               </w:rPr>
-                              <w:t>Rx(tau</w:t>
+                              <w:t xml:space="preserve"> </w:t>
+                            </w:r>
+                            <w:proofErr w:type="gramStart"/>
+                            <w:r>
+                              <w:rPr>
+                                <w:color w:val="333333"/>
+                                <w:sz w:val="18"/>
+                                <w:szCs w:val="18"/>
+                              </w:rPr>
+                              <w:t>Rx(</w:t>
+                            </w:r>
+                            <w:proofErr w:type="gramEnd"/>
+                            <w:r>
+                              <w:rPr>
+                                <w:color w:val="333333"/>
+                                <w:sz w:val="18"/>
+                                <w:szCs w:val="18"/>
+                              </w:rPr>
+                              <w:t>tau</w:t>
                             </w:r>
                             <w:r>
                               <w:rPr>
@@ -13995,6 +14659,7 @@
                               </w:rPr>
                               <w:t>-(num_cols-</w:t>
                             </w:r>
+                            <w:proofErr w:type="gramStart"/>
                             <w:r>
                               <w:rPr>
                                 <w:b/>
@@ -14011,7 +14676,16 @@
                                 <w:sz w:val="16"/>
                                 <w:szCs w:val="16"/>
                               </w:rPr>
-                              <w:t>):(num_cols-</w:t>
+                              <w:t>):(</w:t>
+                            </w:r>
+                            <w:proofErr w:type="gramEnd"/>
+                            <w:r>
+                              <w:rPr>
+                                <w:color w:val="333333"/>
+                                <w:sz w:val="16"/>
+                                <w:szCs w:val="16"/>
+                              </w:rPr>
+                              <w:t>num_cols-</w:t>
                             </w:r>
                             <w:r>
                               <w:rPr>
@@ -14074,6 +14748,7 @@
                               </w:rPr>
                               <w:t xml:space="preserve"> </w:t>
                             </w:r>
+                            <w:proofErr w:type="gramStart"/>
                             <w:r>
                               <w:rPr>
                                 <w:color w:val="007020"/>
@@ -14090,6 +14765,7 @@
                               </w:rPr>
                               <w:t>(</w:t>
                             </w:r>
+                            <w:proofErr w:type="gramEnd"/>
                             <w:r>
                               <w:rPr>
                                 <w:b/>
@@ -14251,6 +14927,7 @@
                               </w:rPr>
                               <w:t xml:space="preserve"> </w:t>
                             </w:r>
+                            <w:proofErr w:type="gramStart"/>
                             <w:r>
                               <w:rPr>
                                 <w:color w:val="333333"/>
@@ -14289,7 +14966,16 @@
                                 <w:sz w:val="16"/>
                                 <w:szCs w:val="16"/>
                               </w:rPr>
-                              <w:t>% one waveform</w:t>
+                              <w:t>%</w:t>
+                            </w:r>
+                            <w:proofErr w:type="gramEnd"/>
+                            <w:r>
+                              <w:rPr>
+                                <w:color w:val="888888"/>
+                                <w:sz w:val="16"/>
+                                <w:szCs w:val="16"/>
+                              </w:rPr>
+                              <w:t xml:space="preserve"> one waveform</w:t>
                             </w:r>
                             <w:r>
                               <w:rPr>
@@ -14357,6 +15043,7 @@
                               </w:rPr>
                               <w:t>-(num_cols-</w:t>
                             </w:r>
+                            <w:proofErr w:type="gramStart"/>
                             <w:r>
                               <w:rPr>
                                 <w:b/>
@@ -14373,7 +15060,16 @@
                                 <w:sz w:val="16"/>
                                 <w:szCs w:val="16"/>
                               </w:rPr>
-                              <w:t>):(num_cols-</w:t>
+                              <w:t>):(</w:t>
+                            </w:r>
+                            <w:proofErr w:type="gramEnd"/>
+                            <w:r>
+                              <w:rPr>
+                                <w:color w:val="333333"/>
+                                <w:sz w:val="16"/>
+                                <w:szCs w:val="16"/>
+                              </w:rPr>
+                              <w:t>num_cols-</w:t>
                             </w:r>
                             <w:r>
                               <w:rPr>
@@ -15710,14 +16406,27 @@
                             <w:r>
                               <w:t xml:space="preserve">Code </w:t>
                             </w:r>
-                            <w:fldSimple w:instr=" SEQ Code \* ARABIC ">
-                              <w:r>
-                                <w:rPr>
-                                  <w:noProof/>
-                                </w:rPr>
-                                <w:t>9</w:t>
-                              </w:r>
-                            </w:fldSimple>
+                            <w:r>
+                              <w:fldChar w:fldCharType="begin"/>
+                            </w:r>
+                            <w:r>
+                              <w:instrText xml:space="preserve"> SEQ Code \* ARABIC </w:instrText>
+                            </w:r>
+                            <w:r>
+                              <w:fldChar w:fldCharType="separate"/>
+                            </w:r>
+                            <w:r>
+                              <w:rPr>
+                                <w:noProof/>
+                              </w:rPr>
+                              <w:t>9</w:t>
+                            </w:r>
+                            <w:r>
+                              <w:rPr>
+                                <w:noProof/>
+                              </w:rPr>
+                              <w:fldChar w:fldCharType="end"/>
+                            </w:r>
                             <w:r>
                               <w:t>: Part2 of the Autocorrelation</w:t>
                             </w:r>
@@ -15830,14 +16539,27 @@
                             <w:r>
                               <w:t xml:space="preserve">Code </w:t>
                             </w:r>
-                            <w:fldSimple w:instr=" SEQ Code \* ARABIC ">
-                              <w:r>
-                                <w:rPr>
-                                  <w:noProof/>
-                                </w:rPr>
-                                <w:t>10</w:t>
-                              </w:r>
-                            </w:fldSimple>
+                            <w:r>
+                              <w:fldChar w:fldCharType="begin"/>
+                            </w:r>
+                            <w:r>
+                              <w:instrText xml:space="preserve"> SEQ Code \* ARABIC </w:instrText>
+                            </w:r>
+                            <w:r>
+                              <w:fldChar w:fldCharType="separate"/>
+                            </w:r>
+                            <w:r>
+                              <w:rPr>
+                                <w:noProof/>
+                              </w:rPr>
+                              <w:t>10</w:t>
+                            </w:r>
+                            <w:r>
+                              <w:rPr>
+                                <w:noProof/>
+                              </w:rPr>
+                              <w:fldChar w:fldCharType="end"/>
+                            </w:r>
                             <w:r>
                               <w:t>: Autocorrelation Code</w:t>
                             </w:r>
@@ -15943,7 +16665,39 @@
           <w:rFonts w:asciiTheme="majorBidi" w:hAnsiTheme="majorBidi" w:cstheme="majorBidi"/>
           <w:lang w:bidi="ar-EG"/>
         </w:rPr>
-        <w:t>The time mean is calculated for a single waveform by averaging its values over time:</w:t>
+        <w:t xml:space="preserve">The time </w:t>
+      </w:r>
+      <w:proofErr w:type="gramStart"/>
+      <w:r>
+        <w:rPr>
+          <w:rFonts w:asciiTheme="majorBidi" w:hAnsiTheme="majorBidi" w:cstheme="majorBidi"/>
+          <w:lang w:bidi="ar-EG"/>
+        </w:rPr>
+        <w:t>mean is</w:t>
+      </w:r>
+      <w:proofErr w:type="gramEnd"/>
+      <w:r>
+        <w:rPr>
+          <w:rFonts w:asciiTheme="majorBidi" w:hAnsiTheme="majorBidi" w:cstheme="majorBidi"/>
+          <w:lang w:bidi="ar-EG"/>
+        </w:rPr>
+        <w:t xml:space="preserve"> calculated for a single waveform by averaging its </w:t>
+      </w:r>
+      <w:proofErr w:type="gramStart"/>
+      <w:r>
+        <w:rPr>
+          <w:rFonts w:asciiTheme="majorBidi" w:hAnsiTheme="majorBidi" w:cstheme="majorBidi"/>
+          <w:lang w:bidi="ar-EG"/>
+        </w:rPr>
+        <w:t>values</w:t>
+      </w:r>
+      <w:proofErr w:type="gramEnd"/>
+      <w:r>
+        <w:rPr>
+          <w:rFonts w:asciiTheme="majorBidi" w:hAnsiTheme="majorBidi" w:cstheme="majorBidi"/>
+          <w:lang w:bidi="ar-EG"/>
+        </w:rPr>
+        <w:t xml:space="preserve"> over time:</w:t>
       </w:r>
     </w:p>
     <w:p>
@@ -16082,6 +16836,25 @@
     <w:p>
       <w:pPr>
         <w:spacing w:after="160"/>
+        <w:jc w:val="center"/>
+        <w:rPr>
+          <w:rFonts w:asciiTheme="majorBidi" w:hAnsiTheme="majorBidi" w:cstheme="majorBidi"/>
+          <w:rtl/>
+          <w:lang w:bidi="ar-EG"/>
+        </w:rPr>
+      </w:pPr>
+      <w:r>
+        <w:rPr>
+          <w:rFonts w:asciiTheme="majorBidi" w:hAnsiTheme="majorBidi" w:cstheme="majorBidi"/>
+          <w:color w:val="EE0000"/>
+          <w:lang w:bidi="ar-EG"/>
+        </w:rPr>
+        <w:t>Equation’s Reference is from Dr. Mohamed Nafea Slides</w:t>
+      </w:r>
+    </w:p>
+    <w:p>
+      <w:pPr>
+        <w:spacing w:after="160"/>
         <w:jc w:val="both"/>
         <w:rPr>
           <w:rFonts w:asciiTheme="majorBidi" w:hAnsiTheme="majorBidi" w:cstheme="majorBidi"/>
@@ -16168,14 +16941,27 @@
                             <w:r>
                               <w:t xml:space="preserve">Figure </w:t>
                             </w:r>
-                            <w:fldSimple w:instr=" SEQ Figure \* ARABIC ">
-                              <w:r>
-                                <w:rPr>
-                                  <w:noProof/>
-                                </w:rPr>
-                                <w:t>9</w:t>
-                              </w:r>
-                            </w:fldSimple>
+                            <w:r>
+                              <w:fldChar w:fldCharType="begin"/>
+                            </w:r>
+                            <w:r>
+                              <w:instrText xml:space="preserve"> SEQ Figure \* ARABIC </w:instrText>
+                            </w:r>
+                            <w:r>
+                              <w:fldChar w:fldCharType="separate"/>
+                            </w:r>
+                            <w:r>
+                              <w:rPr>
+                                <w:noProof/>
+                              </w:rPr>
+                              <w:t>9</w:t>
+                            </w:r>
+                            <w:r>
+                              <w:rPr>
+                                <w:noProof/>
+                              </w:rPr>
+                              <w:fldChar w:fldCharType="end"/>
+                            </w:r>
                             <w:r>
                               <w:t>: Aurocorrelation for a single waveform</w:t>
                             </w:r>
@@ -16253,7 +17039,7 @@
           <w:lang w:bidi="ar-EG"/>
         </w:rPr>
         <w:drawing>
-          <wp:anchor distT="0" distB="0" distL="114300" distR="114300" simplePos="0" relativeHeight="251681792" behindDoc="1" locked="0" layoutInCell="1" allowOverlap="1" wp14:anchorId="79E52737" wp14:editId="02F6F911">
+          <wp:anchor distT="0" distB="0" distL="114300" distR="114300" simplePos="0" relativeHeight="251681792" behindDoc="1" locked="0" layoutInCell="1" allowOverlap="1" wp14:anchorId="79E52737" wp14:editId="6BC47D8D">
             <wp:simplePos x="0" y="0"/>
             <wp:positionH relativeFrom="column">
               <wp:posOffset>0</wp:posOffset>
@@ -16553,6 +17339,7 @@
                               </w:rPr>
                               <w:t xml:space="preserve"> </w:t>
                             </w:r>
+                            <w:proofErr w:type="gramStart"/>
                             <w:r>
                               <w:rPr>
                                 <w:color w:val="333333"/>
@@ -16580,7 +17367,17 @@
                                 <w:szCs w:val="16"/>
                                 <w:shd w:val="clear" w:color="auto" w:fill="FFFFFF"/>
                               </w:rPr>
-                              <w:t>,:);</w:t>
+                              <w:t>,:)</w:t>
+                            </w:r>
+                            <w:proofErr w:type="gramEnd"/>
+                            <w:r>
+                              <w:rPr>
+                                <w:color w:val="333333"/>
+                                <w:sz w:val="16"/>
+                                <w:szCs w:val="16"/>
+                                <w:shd w:val="clear" w:color="auto" w:fill="FFFFFF"/>
+                              </w:rPr>
+                              <w:t>;</w:t>
                             </w:r>
                           </w:p>
                           <w:p>
@@ -16675,6 +17472,7 @@
                               </w:rPr>
                               <w:t xml:space="preserve"> </w:t>
                             </w:r>
+                            <w:proofErr w:type="gramStart"/>
                             <w:r>
                               <w:rPr>
                                 <w:b/>
@@ -16706,6 +17504,7 @@
                               </w:rPr>
                               <w:t>for</w:t>
                             </w:r>
+                            <w:proofErr w:type="gramEnd"/>
                             <w:r>
                               <w:rPr>
                                 <w:color w:val="BBBBBB"/>
@@ -16870,6 +17669,7 @@
                               </w:rPr>
                               <w:t>i</w:t>
                             </w:r>
+                            <w:proofErr w:type="gramStart"/>
                             <w:r>
                               <w:rPr>
                                 <w:color w:val="333333"/>
@@ -16890,6 +17690,7 @@
                               </w:rPr>
                               <w:t>end</w:t>
                             </w:r>
+                            <w:proofErr w:type="gramEnd"/>
                           </w:p>
                           <w:p>
                             <w:pPr>
@@ -16997,6 +17798,7 @@
                                 <w:shd w:val="clear" w:color="auto" w:fill="FFFFFF"/>
                               </w:rPr>
                             </w:pPr>
+                            <w:proofErr w:type="gramStart"/>
                             <w:r>
                               <w:rPr>
                                 <w:color w:val="007020"/>
@@ -17015,6 +17817,7 @@
                               </w:rPr>
                               <w:t>(</w:t>
                             </w:r>
+                            <w:proofErr w:type="gramEnd"/>
                             <w:r>
                               <w:rPr>
                                 <w:color w:val="333333"/>
@@ -17166,6 +17969,7 @@
                               </w:rPr>
                               <w:t xml:space="preserve"> </w:t>
                             </w:r>
+                            <w:proofErr w:type="gramStart"/>
                             <w:r>
                               <w:rPr>
                                 <w:color w:val="007020"/>
@@ -17184,6 +17988,7 @@
                               </w:rPr>
                               <w:t>(</w:t>
                             </w:r>
+                            <w:proofErr w:type="gramEnd"/>
                             <w:r>
                               <w:rPr>
                                 <w:b/>
@@ -17309,6 +18114,7 @@
                               </w:rPr>
                               <w:t>-(num_cols-</w:t>
                             </w:r>
+                            <w:proofErr w:type="gramStart"/>
                             <w:r>
                               <w:rPr>
                                 <w:b/>
@@ -17327,7 +18133,17 @@
                                 <w:szCs w:val="16"/>
                                 <w:shd w:val="clear" w:color="auto" w:fill="FFFFFF"/>
                               </w:rPr>
-                              <w:t>):(num_cols-</w:t>
+                              <w:t>):(</w:t>
+                            </w:r>
+                            <w:proofErr w:type="gramEnd"/>
+                            <w:r>
+                              <w:rPr>
+                                <w:color w:val="333333"/>
+                                <w:sz w:val="16"/>
+                                <w:szCs w:val="16"/>
+                                <w:shd w:val="clear" w:color="auto" w:fill="FFFFFF"/>
+                              </w:rPr>
+                              <w:t>num_cols-</w:t>
                             </w:r>
                             <w:r>
                               <w:rPr>
@@ -17407,6 +18223,7 @@
                               </w:rPr>
                               <w:t xml:space="preserve"> </w:t>
                             </w:r>
+                            <w:proofErr w:type="gramStart"/>
                             <w:r>
                               <w:rPr>
                                 <w:b/>
@@ -17434,7 +18251,17 @@
                                 <w:szCs w:val="16"/>
                                 <w:shd w:val="clear" w:color="auto" w:fill="FFFFFF"/>
                               </w:rPr>
-                              <w:t xml:space="preserve">        </w:t>
+                              <w:t xml:space="preserve">   </w:t>
+                            </w:r>
+                            <w:proofErr w:type="gramEnd"/>
+                            <w:r>
+                              <w:rPr>
+                                <w:color w:val="BBBBBB"/>
+                                <w:sz w:val="16"/>
+                                <w:szCs w:val="16"/>
+                                <w:shd w:val="clear" w:color="auto" w:fill="FFFFFF"/>
+                              </w:rPr>
+                              <w:t xml:space="preserve">     </w:t>
                             </w:r>
                             <w:r>
                               <w:rPr>
@@ -19979,7 +20806,7 @@
       <w:pPr>
         <w:pStyle w:val="Heading1"/>
         <w:rPr>
-          <w:rFonts w:asciiTheme="majorBidi" w:hAnsiTheme="majorBidi" w:hint="cs"/>
+          <w:rFonts w:asciiTheme="majorBidi" w:hAnsiTheme="majorBidi"/>
           <w:rtl/>
           <w:lang w:bidi="ar-EG"/>
         </w:rPr>
@@ -20046,14 +20873,27 @@
                             <w:r>
                               <w:t xml:space="preserve">Code </w:t>
                             </w:r>
-                            <w:fldSimple w:instr=" SEQ Code \* ARABIC ">
-                              <w:r>
-                                <w:rPr>
-                                  <w:noProof/>
-                                </w:rPr>
-                                <w:t>11</w:t>
-                              </w:r>
-                            </w:fldSimple>
+                            <w:r>
+                              <w:fldChar w:fldCharType="begin"/>
+                            </w:r>
+                            <w:r>
+                              <w:instrText xml:space="preserve"> SEQ Code \* ARABIC </w:instrText>
+                            </w:r>
+                            <w:r>
+                              <w:fldChar w:fldCharType="separate"/>
+                            </w:r>
+                            <w:r>
+                              <w:rPr>
+                                <w:noProof/>
+                              </w:rPr>
+                              <w:t>11</w:t>
+                            </w:r>
+                            <w:r>
+                              <w:rPr>
+                                <w:noProof/>
+                              </w:rPr>
+                              <w:fldChar w:fldCharType="end"/>
+                            </w:r>
                             <w:r>
                               <w:t>: Time Mean Validation</w:t>
                             </w:r>
@@ -20351,14 +21191,27 @@
                             <w:r>
                               <w:t xml:space="preserve">Code </w:t>
                             </w:r>
-                            <w:fldSimple w:instr=" SEQ Code \* ARABIC ">
-                              <w:r>
-                                <w:rPr>
-                                  <w:noProof/>
-                                </w:rPr>
-                                <w:t>12</w:t>
-                              </w:r>
-                            </w:fldSimple>
+                            <w:r>
+                              <w:fldChar w:fldCharType="begin"/>
+                            </w:r>
+                            <w:r>
+                              <w:instrText xml:space="preserve"> SEQ Code \* ARABIC </w:instrText>
+                            </w:r>
+                            <w:r>
+                              <w:fldChar w:fldCharType="separate"/>
+                            </w:r>
+                            <w:r>
+                              <w:rPr>
+                                <w:noProof/>
+                              </w:rPr>
+                              <w:t>12</w:t>
+                            </w:r>
+                            <w:r>
+                              <w:rPr>
+                                <w:noProof/>
+                              </w:rPr>
+                              <w:fldChar w:fldCharType="end"/>
+                            </w:r>
                             <w:r>
                               <w:t>: Ergodicity Check</w:t>
                             </w:r>
@@ -20570,6 +21423,7 @@
                               </w:rPr>
                               <w:t xml:space="preserve"> </w:t>
                             </w:r>
+                            <w:proofErr w:type="gramStart"/>
                             <w:r>
                               <w:rPr>
                                 <w:b/>
@@ -20598,6 +21452,7 @@
                               </w:rPr>
                               <w:t>for</w:t>
                             </w:r>
+                            <w:proofErr w:type="gramEnd"/>
                             <w:r>
                               <w:rPr>
                                 <w:color w:val="BBBBBB"/>
@@ -20763,6 +21618,7 @@
                               </w:rPr>
                               <w:t>j</w:t>
                             </w:r>
+                            <w:proofErr w:type="gramStart"/>
                             <w:r>
                               <w:rPr>
                                 <w:color w:val="333333"/>
@@ -20781,6 +21637,7 @@
                               </w:rPr>
                               <w:t>end</w:t>
                             </w:r>
+                            <w:proofErr w:type="gramEnd"/>
                           </w:p>
                           <w:p>
                             <w:pPr>
@@ -20894,6 +21751,7 @@
                                 <w:szCs w:val="16"/>
                               </w:rPr>
                             </w:pPr>
+                            <w:proofErr w:type="gramStart"/>
                             <w:r>
                               <w:rPr>
                                 <w:color w:val="007020"/>
@@ -20910,6 +21768,7 @@
                               </w:rPr>
                               <w:t>(</w:t>
                             </w:r>
+                            <w:proofErr w:type="gramEnd"/>
                             <w:r>
                               <w:rPr>
                                 <w:color w:val="333333"/>
@@ -21024,6 +21883,7 @@
                               </w:rPr>
                               <w:t xml:space="preserve"> </w:t>
                             </w:r>
+                            <w:proofErr w:type="gramStart"/>
                             <w:r>
                               <w:rPr>
                                 <w:color w:val="007020"/>
@@ -21038,7 +21898,16 @@
                                 <w:sz w:val="16"/>
                                 <w:szCs w:val="16"/>
                               </w:rPr>
-                              <w:t>(time_mean</w:t>
+                              <w:t>(</w:t>
+                            </w:r>
+                            <w:proofErr w:type="gramEnd"/>
+                            <w:r>
+                              <w:rPr>
+                                <w:color w:val="333333"/>
+                                <w:sz w:val="16"/>
+                                <w:szCs w:val="16"/>
+                              </w:rPr>
+                              <w:t>time_mean</w:t>
                             </w:r>
                             <w:r>
                               <w:rPr>
@@ -21123,6 +21992,7 @@
                                 <w:szCs w:val="16"/>
                               </w:rPr>
                             </w:pPr>
+                            <w:proofErr w:type="gramStart"/>
                             <w:r>
                               <w:rPr>
                                 <w:color w:val="007020"/>
@@ -21139,6 +22009,7 @@
                               </w:rPr>
                               <w:t>(</w:t>
                             </w:r>
+                            <w:proofErr w:type="gramEnd"/>
                             <w:r>
                               <w:rPr>
                                 <w:color w:val="333333"/>
@@ -21270,6 +22141,7 @@
                               </w:rPr>
                               <w:t xml:space="preserve">  </w:t>
                             </w:r>
+                            <w:proofErr w:type="gramStart"/>
                             <w:r>
                               <w:rPr>
                                 <w:color w:val="007020"/>
@@ -21286,6 +22158,7 @@
                               </w:rPr>
                               <w:t>(</w:t>
                             </w:r>
+                            <w:proofErr w:type="gramEnd"/>
                             <w:r>
                               <w:rPr>
                                 <w:color w:val="333333"/>
@@ -21295,6 +22168,7 @@
                               </w:rPr>
                               <w:t>'Process is approximately Ergodic'</w:t>
                             </w:r>
+                            <w:proofErr w:type="gramStart"/>
                             <w:r>
                               <w:rPr>
                                 <w:color w:val="333333"/>
@@ -21313,6 +22187,7 @@
                               </w:rPr>
                               <w:t>else</w:t>
                             </w:r>
+                            <w:proofErr w:type="gramEnd"/>
                             <w:r>
                               <w:rPr>
                                 <w:color w:val="BBBBBB"/>
@@ -21340,6 +22215,7 @@
                               </w:rPr>
                               <w:t xml:space="preserve">   </w:t>
                             </w:r>
+                            <w:proofErr w:type="gramStart"/>
                             <w:r>
                               <w:rPr>
                                 <w:color w:val="007020"/>
@@ -21356,6 +22232,7 @@
                               </w:rPr>
                               <w:t>(</w:t>
                             </w:r>
+                            <w:proofErr w:type="gramEnd"/>
                             <w:r>
                               <w:rPr>
                                 <w:color w:val="333333"/>
@@ -22473,14 +23350,27 @@
                             <w:r>
                               <w:t xml:space="preserve">Figure </w:t>
                             </w:r>
-                            <w:fldSimple w:instr=" SEQ Figure \* ARABIC ">
-                              <w:r>
-                                <w:rPr>
-                                  <w:noProof/>
-                                </w:rPr>
-                                <w:t>10</w:t>
-                              </w:r>
-                            </w:fldSimple>
+                            <w:r>
+                              <w:fldChar w:fldCharType="begin"/>
+                            </w:r>
+                            <w:r>
+                              <w:instrText xml:space="preserve"> SEQ Figure \* ARABIC </w:instrText>
+                            </w:r>
+                            <w:r>
+                              <w:fldChar w:fldCharType="separate"/>
+                            </w:r>
+                            <w:r>
+                              <w:rPr>
+                                <w:noProof/>
+                              </w:rPr>
+                              <w:t>10</w:t>
+                            </w:r>
+                            <w:r>
+                              <w:rPr>
+                                <w:noProof/>
+                              </w:rPr>
+                              <w:fldChar w:fldCharType="end"/>
+                            </w:r>
                             <w:r>
                               <w:t>: Ergodicity Analysis</w:t>
                             </w:r>
@@ -22860,6 +23750,7 @@
                               </w:rPr>
                               <w:t xml:space="preserve"> </w:t>
                             </w:r>
+                            <w:proofErr w:type="gramStart"/>
                             <w:r>
                               <w:rPr>
                                 <w:color w:val="333333"/>
@@ -22887,7 +23778,17 @@
                                 <w:szCs w:val="16"/>
                                 <w:shd w:val="clear" w:color="auto" w:fill="FFFFFF"/>
                               </w:rPr>
-                              <w:t>,:);</w:t>
+                              <w:t>,:)</w:t>
+                            </w:r>
+                            <w:proofErr w:type="gramEnd"/>
+                            <w:r>
+                              <w:rPr>
+                                <w:color w:val="333333"/>
+                                <w:sz w:val="16"/>
+                                <w:szCs w:val="16"/>
+                                <w:shd w:val="clear" w:color="auto" w:fill="FFFFFF"/>
+                              </w:rPr>
+                              <w:t>;</w:t>
                             </w:r>
                           </w:p>
                           <w:p>
@@ -23027,6 +23928,7 @@
                               </w:rPr>
                               <w:t>(-Nfft/</w:t>
                             </w:r>
+                            <w:proofErr w:type="gramStart"/>
                             <w:r>
                               <w:rPr>
                                 <w:b/>
@@ -23045,7 +23947,17 @@
                                 <w:szCs w:val="16"/>
                                 <w:shd w:val="clear" w:color="auto" w:fill="FFFFFF"/>
                               </w:rPr>
-                              <w:t>:Nfft/</w:t>
+                              <w:t>:Nfft</w:t>
+                            </w:r>
+                            <w:proofErr w:type="gramEnd"/>
+                            <w:r>
+                              <w:rPr>
+                                <w:color w:val="333333"/>
+                                <w:sz w:val="16"/>
+                                <w:szCs w:val="16"/>
+                                <w:shd w:val="clear" w:color="auto" w:fill="FFFFFF"/>
+                              </w:rPr>
+                              <w:t>/</w:t>
                             </w:r>
                             <w:r>
                               <w:rPr>
@@ -23067,6 +23979,7 @@
                               </w:rPr>
                               <w:t>-</w:t>
                             </w:r>
+                            <w:proofErr w:type="gramStart"/>
                             <w:r>
                               <w:rPr>
                                 <w:b/>
@@ -23085,7 +23998,17 @@
                                 <w:szCs w:val="16"/>
                                 <w:shd w:val="clear" w:color="auto" w:fill="FFFFFF"/>
                               </w:rPr>
-                              <w:t>)*(fs/Nfft);</w:t>
+                              <w:t>)*</w:t>
+                            </w:r>
+                            <w:proofErr w:type="gramEnd"/>
+                            <w:r>
+                              <w:rPr>
+                                <w:color w:val="333333"/>
+                                <w:sz w:val="16"/>
+                                <w:szCs w:val="16"/>
+                                <w:shd w:val="clear" w:color="auto" w:fill="FFFFFF"/>
+                              </w:rPr>
+                              <w:t>(fs/Nfft);</w:t>
                             </w:r>
                           </w:p>
                           <w:p>
@@ -23216,6 +24139,7 @@
                                 <w:shd w:val="clear" w:color="auto" w:fill="FFFFFF"/>
                               </w:rPr>
                             </w:pPr>
+                            <w:proofErr w:type="gramStart"/>
                             <w:r>
                               <w:rPr>
                                 <w:color w:val="007020"/>
@@ -23243,6 +24167,7 @@
                               </w:rPr>
                               <w:t>plot</w:t>
                             </w:r>
+                            <w:proofErr w:type="gramEnd"/>
                             <w:r>
                               <w:rPr>
                                 <w:color w:val="333333"/>
@@ -23268,7 +24193,17 @@
                                 <w:szCs w:val="16"/>
                                 <w:shd w:val="clear" w:color="auto" w:fill="FFFFFF"/>
                               </w:rPr>
-                              <w:t>S);</w:t>
+                              <w:t>S</w:t>
+                            </w:r>
+                            <w:proofErr w:type="gramStart"/>
+                            <w:r>
+                              <w:rPr>
+                                <w:color w:val="333333"/>
+                                <w:sz w:val="16"/>
+                                <w:szCs w:val="16"/>
+                                <w:shd w:val="clear" w:color="auto" w:fill="FFFFFF"/>
+                              </w:rPr>
+                              <w:t>);</w:t>
                             </w:r>
                             <w:r>
                               <w:rPr>
@@ -23279,6 +24214,7 @@
                               </w:rPr>
                               <w:t>title</w:t>
                             </w:r>
+                            <w:proofErr w:type="gramEnd"/>
                             <w:r>
                               <w:rPr>
                                 <w:color w:val="333333"/>
@@ -23313,7 +24249,17 @@
                                 <w:szCs w:val="16"/>
                                 <w:shd w:val="clear" w:color="auto" w:fill="FFFFFF"/>
                               </w:rPr>
-                              <w:t>code_name]);</w:t>
+                              <w:t>code_name]</w:t>
+                            </w:r>
+                            <w:proofErr w:type="gramStart"/>
+                            <w:r>
+                              <w:rPr>
+                                <w:color w:val="333333"/>
+                                <w:sz w:val="16"/>
+                                <w:szCs w:val="16"/>
+                                <w:shd w:val="clear" w:color="auto" w:fill="FFFFFF"/>
+                              </w:rPr>
+                              <w:t>);</w:t>
                             </w:r>
                             <w:r>
                               <w:rPr>
@@ -23324,6 +24270,7 @@
                               </w:rPr>
                               <w:t>xlabel</w:t>
                             </w:r>
+                            <w:proofErr w:type="gramEnd"/>
                             <w:r>
                               <w:rPr>
                                 <w:color w:val="333333"/>
@@ -23342,6 +24289,7 @@
                               </w:rPr>
                               <w:t>'Frequency (Hz)'</w:t>
                             </w:r>
+                            <w:proofErr w:type="gramStart"/>
                             <w:r>
                               <w:rPr>
                                 <w:color w:val="333333"/>
@@ -23360,6 +24308,7 @@
                               </w:rPr>
                               <w:t>ylabel</w:t>
                             </w:r>
+                            <w:proofErr w:type="gramEnd"/>
                             <w:r>
                               <w:rPr>
                                 <w:color w:val="333333"/>
@@ -23536,6 +24485,7 @@
                               </w:rPr>
                               <w:t xml:space="preserve"> </w:t>
                             </w:r>
+                            <w:proofErr w:type="gramStart"/>
                             <w:r>
                               <w:rPr>
                                 <w:color w:val="007020"/>
@@ -23552,7 +24502,17 @@
                                 <w:szCs w:val="16"/>
                                 <w:shd w:val="clear" w:color="auto" w:fill="FFFFFF"/>
                               </w:rPr>
-                              <w:t>(S</w:t>
+                              <w:t>(</w:t>
+                            </w:r>
+                            <w:proofErr w:type="gramEnd"/>
+                            <w:r>
+                              <w:rPr>
+                                <w:color w:val="333333"/>
+                                <w:sz w:val="16"/>
+                                <w:szCs w:val="16"/>
+                                <w:shd w:val="clear" w:color="auto" w:fill="FFFFFF"/>
+                              </w:rPr>
+                              <w:t>S</w:t>
                             </w:r>
                             <w:r>
                               <w:rPr>
@@ -23731,6 +24691,7 @@
                                 <w:szCs w:val="16"/>
                               </w:rPr>
                             </w:pPr>
+                            <w:proofErr w:type="gramStart"/>
                             <w:r>
                               <w:rPr>
                                 <w:color w:val="007020"/>
@@ -23749,6 +24710,7 @@
                               </w:rPr>
                               <w:t>(</w:t>
                             </w:r>
+                            <w:proofErr w:type="gramEnd"/>
                             <w:r>
                               <w:rPr>
                                 <w:color w:val="333333"/>
@@ -25005,12 +25967,21 @@
           <w:lang w:bidi="ar-EG"/>
         </w:rPr>
       </w:pPr>
+      <w:proofErr w:type="gramStart"/>
       <w:r>
         <w:rPr>
           <w:rFonts w:asciiTheme="majorBidi" w:hAnsiTheme="majorBidi" w:cstheme="majorBidi"/>
           <w:lang w:bidi="ar-EG"/>
         </w:rPr>
-        <w:t>The Power Spectral Density (PSD) represents how the signal power is distributed over frequency.</w:t>
+        <w:t>The Power</w:t>
+      </w:r>
+      <w:proofErr w:type="gramEnd"/>
+      <w:r>
+        <w:rPr>
+          <w:rFonts w:asciiTheme="majorBidi" w:hAnsiTheme="majorBidi" w:cstheme="majorBidi"/>
+          <w:lang w:bidi="ar-EG"/>
+        </w:rPr>
+        <w:t xml:space="preserve"> Spectral Density (PSD) represents how the signal power is distributed over frequency.</w:t>
       </w:r>
       <w:r>
         <w:rPr>
@@ -25141,14 +26112,27 @@
                             <w:r>
                               <w:t xml:space="preserve">Code </w:t>
                             </w:r>
-                            <w:fldSimple w:instr=" SEQ Code \* ARABIC ">
-                              <w:r>
-                                <w:rPr>
-                                  <w:noProof/>
-                                </w:rPr>
-                                <w:t>13</w:t>
-                              </w:r>
-                            </w:fldSimple>
+                            <w:r>
+                              <w:fldChar w:fldCharType="begin"/>
+                            </w:r>
+                            <w:r>
+                              <w:instrText xml:space="preserve"> SEQ Code \* ARABIC </w:instrText>
+                            </w:r>
+                            <w:r>
+                              <w:fldChar w:fldCharType="separate"/>
+                            </w:r>
+                            <w:r>
+                              <w:rPr>
+                                <w:noProof/>
+                              </w:rPr>
+                              <w:t>13</w:t>
+                            </w:r>
+                            <w:r>
+                              <w:rPr>
+                                <w:noProof/>
+                              </w:rPr>
+                              <w:fldChar w:fldCharType="end"/>
+                            </w:r>
                             <w:r>
                               <w:t>: Power Spectral Density</w:t>
                             </w:r>
@@ -25229,6 +26213,25 @@
           </m:r>
         </m:oMath>
       </m:oMathPara>
+    </w:p>
+    <w:p>
+      <w:pPr>
+        <w:spacing w:after="160"/>
+        <w:jc w:val="center"/>
+        <w:rPr>
+          <w:rFonts w:asciiTheme="majorBidi" w:hAnsiTheme="majorBidi" w:cstheme="majorBidi"/>
+          <w:rtl/>
+          <w:lang w:bidi="ar-EG"/>
+        </w:rPr>
+      </w:pPr>
+      <w:r>
+        <w:rPr>
+          <w:rFonts w:asciiTheme="majorBidi" w:hAnsiTheme="majorBidi" w:cstheme="majorBidi"/>
+          <w:color w:val="EE0000"/>
+          <w:lang w:bidi="ar-EG"/>
+        </w:rPr>
+        <w:t>Equation’s Reference is from Dr. Mohamed Nafea Slides</w:t>
+      </w:r>
     </w:p>
     <w:p>
       <w:pPr>
@@ -25302,14 +26305,27 @@
                             <w:r>
                               <w:t xml:space="preserve">Figure </w:t>
                             </w:r>
-                            <w:fldSimple w:instr=" SEQ Figure \* ARABIC ">
-                              <w:r>
-                                <w:rPr>
-                                  <w:noProof/>
-                                </w:rPr>
-                                <w:t>11</w:t>
-                              </w:r>
-                            </w:fldSimple>
+                            <w:r>
+                              <w:fldChar w:fldCharType="begin"/>
+                            </w:r>
+                            <w:r>
+                              <w:instrText xml:space="preserve"> SEQ Figure \* ARABIC </w:instrText>
+                            </w:r>
+                            <w:r>
+                              <w:fldChar w:fldCharType="separate"/>
+                            </w:r>
+                            <w:r>
+                              <w:rPr>
+                                <w:noProof/>
+                              </w:rPr>
+                              <w:t>11</w:t>
+                            </w:r>
+                            <w:r>
+                              <w:rPr>
+                                <w:noProof/>
+                              </w:rPr>
+                              <w:fldChar w:fldCharType="end"/>
+                            </w:r>
                             <w:r>
                               <w:t>: Frequency Spectrums</w:t>
                             </w:r>
@@ -25371,7 +26387,7 @@
           <w:lang w:bidi="ar-EG"/>
         </w:rPr>
         <w:drawing>
-          <wp:anchor distT="0" distB="0" distL="114300" distR="114300" simplePos="0" relativeHeight="251685888" behindDoc="1" locked="0" layoutInCell="1" allowOverlap="1" wp14:anchorId="1D7921E8" wp14:editId="17F3E723">
+          <wp:anchor distT="0" distB="0" distL="114300" distR="114300" simplePos="0" relativeHeight="251685888" behindDoc="1" locked="0" layoutInCell="1" allowOverlap="1" wp14:anchorId="1D7921E8" wp14:editId="2E1EB9A3">
             <wp:simplePos x="0" y="0"/>
             <wp:positionH relativeFrom="margin">
               <wp:align>center</wp:align>
@@ -25750,8 +26766,17 @@
           <w:rFonts w:asciiTheme="majorBidi" w:hAnsiTheme="majorBidi" w:cstheme="majorBidi"/>
           <w:lang w:bidi="ar-EG"/>
         </w:rPr>
-        <w:t xml:space="preserve"> for well documentation and history</w:t>
+        <w:t xml:space="preserve"> for </w:t>
       </w:r>
+      <w:proofErr w:type="gramStart"/>
+      <w:r>
+        <w:rPr>
+          <w:rFonts w:asciiTheme="majorBidi" w:hAnsiTheme="majorBidi" w:cstheme="majorBidi"/>
+          <w:lang w:bidi="ar-EG"/>
+        </w:rPr>
+        <w:t>well documentation and history</w:t>
+      </w:r>
+      <w:proofErr w:type="gramEnd"/>
     </w:p>
     <w:p>
       <w:pPr>
@@ -27200,6 +28225,7 @@
   <w:style w:type="paragraph" w:default="1" w:styleId="Normal">
     <w:name w:val="Normal"/>
     <w:qFormat/>
+    <w:rsid w:val="00A525AD"/>
     <w:rPr>
       <w:rFonts w:asciiTheme="minorHAnsi" w:eastAsiaTheme="minorEastAsia" w:hAnsiTheme="minorHAnsi" w:cstheme="minorBidi"/>
       <w:lang w:eastAsia="zh-CN"/>
@@ -27395,6 +28421,7 @@
   <w:style w:type="character" w:default="1" w:styleId="DefaultParagraphFont">
     <w:name w:val="Default Paragraph Font"/>
     <w:uiPriority w:val="1"/>
+    <w:semiHidden/>
     <w:unhideWhenUsed/>
   </w:style>
   <w:style w:type="table" w:default="1" w:styleId="TableNormal">
@@ -28127,10 +29154,6 @@
 </file>
 
 <file path=customXml/item1.xml><?xml version="1.0" encoding="utf-8"?>
-<b:Sources xmlns:b="http://schemas.openxmlformats.org/officeDocument/2006/bibliography" xmlns="http://schemas.openxmlformats.org/officeDocument/2006/bibliography" SelectedStyle="\APASixthEditionOfficeOnline.xsl" StyleName="APA" Version="6"/>
-</file>
-
-<file path=customXml/item2.xml><?xml version="1.0" encoding="utf-8"?>
 <s:customData xmlns="http://www.wps.cn/officeDocument/2013/wpsCustomData" xmlns:s="http://www.wps.cn/officeDocument/2013/wpsCustomData">
   <customSectProps/>
   <customShpExts>
@@ -28139,18 +29162,22 @@
 </s:customData>
 </file>
 
+<file path=customXml/item2.xml><?xml version="1.0" encoding="utf-8"?>
+<b:Sources xmlns:b="http://schemas.openxmlformats.org/officeDocument/2006/bibliography" xmlns="http://schemas.openxmlformats.org/officeDocument/2006/bibliography" SelectedStyle="\APASixthEditionOfficeOnline.xsl" StyleName="APA" Version="6"/>
+</file>
+
 <file path=customXml/itemProps1.xml><?xml version="1.0" encoding="utf-8"?>
+<ds:datastoreItem xmlns:ds="http://schemas.openxmlformats.org/officeDocument/2006/customXml" ds:itemID="{B1977F7D-205B-4081-913C-38D41E755F92}">
+  <ds:schemaRefs>
+    <ds:schemaRef ds:uri="http://www.wps.cn/officeDocument/2013/wpsCustomData"/>
+  </ds:schemaRefs>
+</ds:datastoreItem>
+</file>
+
+<file path=customXml/itemProps2.xml><?xml version="1.0" encoding="utf-8"?>
 <ds:datastoreItem xmlns:ds="http://schemas.openxmlformats.org/officeDocument/2006/customXml" ds:itemID="{8B3ACDF3-9645-46CE-9893-81FB3168702B}">
   <ds:schemaRefs>
     <ds:schemaRef ds:uri="http://schemas.openxmlformats.org/officeDocument/2006/bibliography"/>
   </ds:schemaRefs>
 </ds:datastoreItem>
-</file>
-
-<file path=customXml/itemProps2.xml><?xml version="1.0" encoding="utf-8"?>
-<ds:datastoreItem xmlns:ds="http://schemas.openxmlformats.org/officeDocument/2006/customXml" ds:itemID="{B1977F7D-205B-4081-913C-38D41E755F92}">
-  <ds:schemaRefs>
-    <ds:schemaRef ds:uri="http://www.wps.cn/officeDocument/2013/wpsCustomData"/>
-  </ds:schemaRefs>
-</ds:datastoreItem>
 </file>